--- a/docs/final-delivery/Energy Management System Reports and KPI Reports.docx
+++ b/docs/final-delivery/Energy Management System Reports and KPI Reports.docx
@@ -3055,7 +3055,7 @@
                 <w:b w:val="0"/>
                 <w:sz w:val="17"/>
               </w:rPr>
-              <w:t>query-service reports</w:t>
+              <w:t>Standalone query API service</w:t>
             </w:r>
           </w:p>
         </w:tc>
@@ -3087,7 +3087,7 @@
                 <w:b w:val="0"/>
                 <w:sz w:val="17"/>
               </w:rPr>
-              <w:t>query-service is a placeholder.</w:t>
+              <w:t>No separate natural-language query API service is defined in the GitHub production docker-compose.yml.</w:t>
             </w:r>
           </w:p>
         </w:tc>
@@ -3170,40 +3170,6 @@
                 <w:b w:val="0"/>
                 <w:sz w:val="17"/>
               </w:rPr>
-              <w:t>query-service</w:t>
-            </w:r>
-          </w:p>
-        </w:tc>
-        <w:tc>
-          <w:tcPr>
-            <w:tcW w:type="dxa" w:w="5184"/>
-            <w:vAlign w:val="top"/>
-          </w:tcPr>
-          <w:p>
-            <w:r/>
-            <w:r>
-              <w:rPr>
-                <w:b w:val="0"/>
-                <w:sz w:val="17"/>
-              </w:rPr>
-              <w:t>Placeholder only; Docker service exists, healthcheck disabled, and it is excluded from release readiness expectations.</w:t>
-            </w:r>
-          </w:p>
-        </w:tc>
-      </w:tr>
-      <w:tr>
-        <w:tc>
-          <w:tcPr>
-            <w:tcW w:type="dxa" w:w="5184"/>
-            <w:vAlign w:val="top"/>
-          </w:tcPr>
-          <w:p>
-            <w:r/>
-            <w:r>
-              <w:rPr>
-                <w:b w:val="0"/>
-                <w:sz w:val="17"/>
-              </w:rPr>
               <w:t>Runtime verification</w:t>
             </w:r>
           </w:p>
@@ -3238,6 +3204,40 @@
                 <w:b w:val="0"/>
                 <w:sz w:val="17"/>
               </w:rPr>
+              <w:t>OVOS deployment boundary</w:t>
+            </w:r>
+          </w:p>
+        </w:tc>
+        <w:tc>
+          <w:tcPr>
+            <w:tcW w:type="dxa" w:w="5184"/>
+            <w:vAlign w:val="top"/>
+          </w:tcPr>
+          <w:p>
+            <w:r/>
+            <w:r>
+              <w:rPr>
+                <w:b w:val="0"/>
+                <w:sz w:val="17"/>
+              </w:rPr>
+              <w:t>The GitHub production base docker-compose.yml does not define an OVOS service. OVOS-EnMS is documented as a separate source repository and as an embedded component in the full-stack release archive.</w:t>
+            </w:r>
+          </w:p>
+        </w:tc>
+      </w:tr>
+      <w:tr>
+        <w:tc>
+          <w:tcPr>
+            <w:tcW w:type="dxa" w:w="5184"/>
+            <w:vAlign w:val="top"/>
+          </w:tcPr>
+          <w:p>
+            <w:r/>
+            <w:r>
+              <w:rPr>
+                <w:b w:val="0"/>
+                <w:sz w:val="17"/>
+              </w:rPr>
               <w:t>OVOS release artifact</w:t>
             </w:r>
           </w:p>
@@ -3254,7 +3254,7 @@
                 <w:b w:val="0"/>
                 <w:sz w:val="17"/>
               </w:rPr>
-              <w:t>The OVOS source tree may contain local GGUF model files, but release notes state optional GGUF weights are not bundled by default.</w:t>
+              <w:t>Release notes state optional GGUF model weights are not bundled by default.</w:t>
             </w:r>
           </w:p>
         </w:tc>

--- a/docs/final-delivery/Energy Management System Reports and KPI Reports.docx
+++ b/docs/final-delivery/Energy Management System Reports and KPI Reports.docx
@@ -38,13 +38,13 @@
         <w:tblLook w:firstColumn="1" w:firstRow="1" w:lastColumn="0" w:lastRow="0" w:noHBand="0" w:noVBand="1" w:val="04A0"/>
       </w:tblPr>
       <w:tblGrid>
-        <w:gridCol w:w="5184"/>
-        <w:gridCol w:w="5184"/>
+        <w:gridCol w:w="5328"/>
+        <w:gridCol w:w="5328"/>
       </w:tblGrid>
       <w:tr>
         <w:tc>
           <w:tcPr>
-            <w:tcW w:type="dxa" w:w="5184"/>
+            <w:tcW w:type="dxa" w:w="5328"/>
             <w:vAlign w:val="top"/>
             <w:shd w:fill="E2E8F0"/>
           </w:tcPr>
@@ -61,7 +61,7 @@
         </w:tc>
         <w:tc>
           <w:tcPr>
-            <w:tcW w:type="dxa" w:w="5184"/>
+            <w:tcW w:type="dxa" w:w="5328"/>
             <w:vAlign w:val="top"/>
           </w:tcPr>
           <w:p>
@@ -71,7 +71,7 @@
                 <w:b w:val="0"/>
                 <w:sz w:val="17"/>
               </w:rPr>
-              <w:t>1.0</w:t>
+              <w:t>1.1</w:t>
             </w:r>
           </w:p>
         </w:tc>
@@ -79,7 +79,7 @@
       <w:tr>
         <w:tc>
           <w:tcPr>
-            <w:tcW w:type="dxa" w:w="5184"/>
+            <w:tcW w:type="dxa" w:w="5328"/>
             <w:vAlign w:val="top"/>
             <w:shd w:fill="E2E8F0"/>
           </w:tcPr>
@@ -96,7 +96,7 @@
         </w:tc>
         <w:tc>
           <w:tcPr>
-            <w:tcW w:type="dxa" w:w="5184"/>
+            <w:tcW w:type="dxa" w:w="5328"/>
             <w:vAlign w:val="top"/>
           </w:tcPr>
           <w:p>
@@ -106,7 +106,7 @@
                 <w:b w:val="0"/>
                 <w:sz w:val="17"/>
               </w:rPr>
-              <w:t>2026-06-08</w:t>
+              <w:t>2026-06-09</w:t>
             </w:r>
           </w:p>
         </w:tc>
@@ -114,7 +114,7 @@
       <w:tr>
         <w:tc>
           <w:tcPr>
-            <w:tcW w:type="dxa" w:w="5184"/>
+            <w:tcW w:type="dxa" w:w="5328"/>
             <w:vAlign w:val="top"/>
             <w:shd w:fill="E2E8F0"/>
           </w:tcPr>
@@ -131,7 +131,7 @@
         </w:tc>
         <w:tc>
           <w:tcPr>
-            <w:tcW w:type="dxa" w:w="5184"/>
+            <w:tcW w:type="dxa" w:w="5328"/>
             <w:vAlign w:val="top"/>
           </w:tcPr>
           <w:p>
@@ -141,7 +141,7 @@
                 <w:b w:val="0"/>
                 <w:sz w:val="17"/>
               </w:rPr>
-              <w:t>Final delivery documentation package</w:t>
+              <w:t>Final stakeholder-ready documentation package</w:t>
             </w:r>
           </w:p>
         </w:tc>
@@ -149,7 +149,7 @@
       <w:tr>
         <w:tc>
           <w:tcPr>
-            <w:tcW w:type="dxa" w:w="5184"/>
+            <w:tcW w:type="dxa" w:w="5328"/>
             <w:vAlign w:val="top"/>
             <w:shd w:fill="E2E8F0"/>
           </w:tcPr>
@@ -166,7 +166,7 @@
         </w:tc>
         <w:tc>
           <w:tcPr>
-            <w:tcW w:type="dxa" w:w="5184"/>
+            <w:tcW w:type="dxa" w:w="5328"/>
             <w:vAlign w:val="top"/>
           </w:tcPr>
           <w:p>
@@ -184,7 +184,7 @@
       <w:tr>
         <w:tc>
           <w:tcPr>
-            <w:tcW w:type="dxa" w:w="5184"/>
+            <w:tcW w:type="dxa" w:w="5328"/>
             <w:vAlign w:val="top"/>
             <w:shd w:fill="E2E8F0"/>
           </w:tcPr>
@@ -201,7 +201,7 @@
         </w:tc>
         <w:tc>
           <w:tcPr>
-            <w:tcW w:type="dxa" w:w="5184"/>
+            <w:tcW w:type="dxa" w:w="5328"/>
             <w:vAlign w:val="top"/>
           </w:tcPr>
           <w:p>
@@ -226,7 +226,7 @@
         <w:rPr>
           <w:b/>
         </w:rPr>
-        <w:t xml:space="preserve">Evidence rule: </w:t>
+        <w:t xml:space="preserve">Source basis: </w:t>
       </w:r>
       <w:r>
         <w:t>KPI formulas are included only where defined in SQL functions, code, dashboard queries, or existing local documentation.</w:t>
@@ -257,37 +257,62 @@
     </w:p>
     <w:p>
       <w:r>
-        <w:t>3. Analytics Endpoints And Modules</w:t>
+        <w:t>3. KPI Catalog And Classification</w:t>
       </w:r>
     </w:p>
     <w:p>
       <w:r>
-        <w:t>4. Grafana Dashboard Capabilities</w:t>
+        <w:t>4. Analytics Endpoints And Modules</w:t>
       </w:r>
     </w:p>
     <w:p>
       <w:r>
-        <w:t>5. Node-RED Ingestion Pipeline</w:t>
+        <w:t>5. Grafana Dashboard Capabilities</w:t>
       </w:r>
     </w:p>
     <w:p>
       <w:r>
-        <w:t>6. Report Generation Capabilities</w:t>
+        <w:t>6. Dashboard Interpretation Notes</w:t>
       </w:r>
     </w:p>
     <w:p>
       <w:r>
-        <w:t>7. Implemented, Configured, Partial, And Demo Data Distinctions</w:t>
+        <w:t>7. Node-RED Ingestion Pipeline</w:t>
       </w:r>
     </w:p>
     <w:p>
       <w:r>
-        <w:t>8. Limitations And Assumptions</w:t>
+        <w:t>8. Report Generation Capabilities</w:t>
       </w:r>
     </w:p>
     <w:p>
       <w:r>
-        <w:t>9. Evidence References</w:t>
+        <w:t>9. Report Workflow</w:t>
+      </w:r>
+    </w:p>
+    <w:p>
+      <w:r>
+        <w:t>10. Data-Quality Assumptions</w:t>
+      </w:r>
+    </w:p>
+    <w:p>
+      <w:r>
+        <w:t>11. Audit-Use Cautions</w:t>
+      </w:r>
+    </w:p>
+    <w:p>
+      <w:r>
+        <w:t>12. Implemented, Configured, Partial, And Demo Data Distinctions</w:t>
+      </w:r>
+    </w:p>
+    <w:p>
+      <w:r>
+        <w:t>13. Limitations And Assumptions</w:t>
+      </w:r>
+    </w:p>
+    <w:p>
+      <w:r>
+        <w:t>14. Source References</w:t>
       </w:r>
     </w:p>
     <w:p>
@@ -307,7 +332,7 @@
       <w:r>
         <w:drawing>
           <wp:inline xmlns:a="http://schemas.openxmlformats.org/drawingml/2006/main" xmlns:pic="http://schemas.openxmlformats.org/drawingml/2006/picture">
-            <wp:extent cx="6126480" cy="3675888"/>
+            <wp:extent cx="6583680" cy="3950208"/>
             <wp:docPr id="1" name="Picture 1"/>
             <wp:cNvGraphicFramePr>
               <a:graphicFrameLocks noChangeAspect="1"/>
@@ -328,7 +353,7 @@
                   <pic:spPr>
                     <a:xfrm>
                       <a:off x="0" y="0"/>
-                      <a:ext cx="6126480" cy="3675888"/>
+                      <a:ext cx="6583680" cy="3950208"/>
                     </a:xfrm>
                     <a:prstGeom prst="rect"/>
                   </pic:spPr>
@@ -369,17 +394,18 @@
         <w:tblLook w:firstColumn="1" w:firstRow="1" w:lastColumn="0" w:lastRow="0" w:noHBand="0" w:noVBand="1" w:val="04A0"/>
       </w:tblPr>
       <w:tblGrid>
-        <w:gridCol w:w="3456"/>
-        <w:gridCol w:w="3456"/>
-        <w:gridCol w:w="3456"/>
+        <w:gridCol w:w="3552"/>
+        <w:gridCol w:w="3552"/>
+        <w:gridCol w:w="3552"/>
       </w:tblGrid>
       <w:tr>
         <w:trPr>
           <w:tblHeader w:val="true"/>
+          <w:cantSplit/>
         </w:trPr>
         <w:tc>
           <w:tcPr>
-            <w:tcW w:type="dxa" w:w="3456"/>
+            <w:tcW w:type="dxa" w:w="3552"/>
             <w:vAlign w:val="top"/>
             <w:shd w:fill="D9EAF7"/>
           </w:tcPr>
@@ -396,7 +422,7 @@
         </w:tc>
         <w:tc>
           <w:tcPr>
-            <w:tcW w:type="dxa" w:w="3456"/>
+            <w:tcW w:type="dxa" w:w="3552"/>
             <w:vAlign w:val="top"/>
             <w:shd w:fill="D9EAF7"/>
           </w:tcPr>
@@ -413,7 +439,7 @@
         </w:tc>
         <w:tc>
           <w:tcPr>
-            <w:tcW w:type="dxa" w:w="3456"/>
+            <w:tcW w:type="dxa" w:w="3552"/>
             <w:vAlign w:val="top"/>
             <w:shd w:fill="D9EAF7"/>
           </w:tcPr>
@@ -430,9 +456,12 @@
         </w:tc>
       </w:tr>
       <w:tr>
+        <w:trPr>
+          <w:cantSplit/>
+        </w:trPr>
         <w:tc>
           <w:tcPr>
-            <w:tcW w:type="dxa" w:w="3456"/>
+            <w:tcW w:type="dxa" w:w="3552"/>
             <w:vAlign w:val="top"/>
           </w:tcPr>
           <w:p>
@@ -448,7 +477,7 @@
         </w:tc>
         <w:tc>
           <w:tcPr>
-            <w:tcW w:type="dxa" w:w="3456"/>
+            <w:tcW w:type="dxa" w:w="3552"/>
             <w:vAlign w:val="top"/>
           </w:tcPr>
           <w:p>
@@ -464,7 +493,7 @@
         </w:tc>
         <w:tc>
           <w:tcPr>
-            <w:tcW w:type="dxa" w:w="3456"/>
+            <w:tcW w:type="dxa" w:w="3552"/>
             <w:vAlign w:val="top"/>
           </w:tcPr>
           <w:p>
@@ -480,9 +509,12 @@
         </w:tc>
       </w:tr>
       <w:tr>
+        <w:trPr>
+          <w:cantSplit/>
+        </w:trPr>
         <w:tc>
           <w:tcPr>
-            <w:tcW w:type="dxa" w:w="3456"/>
+            <w:tcW w:type="dxa" w:w="3552"/>
             <w:vAlign w:val="top"/>
           </w:tcPr>
           <w:p>
@@ -498,7 +530,7 @@
         </w:tc>
         <w:tc>
           <w:tcPr>
-            <w:tcW w:type="dxa" w:w="3456"/>
+            <w:tcW w:type="dxa" w:w="3552"/>
             <w:vAlign w:val="top"/>
           </w:tcPr>
           <w:p>
@@ -514,7 +546,7 @@
         </w:tc>
         <w:tc>
           <w:tcPr>
-            <w:tcW w:type="dxa" w:w="3456"/>
+            <w:tcW w:type="dxa" w:w="3552"/>
             <w:vAlign w:val="top"/>
           </w:tcPr>
           <w:p>
@@ -530,9 +562,12 @@
         </w:tc>
       </w:tr>
       <w:tr>
+        <w:trPr>
+          <w:cantSplit/>
+        </w:trPr>
         <w:tc>
           <w:tcPr>
-            <w:tcW w:type="dxa" w:w="3456"/>
+            <w:tcW w:type="dxa" w:w="3552"/>
             <w:vAlign w:val="top"/>
           </w:tcPr>
           <w:p>
@@ -548,7 +583,7 @@
         </w:tc>
         <w:tc>
           <w:tcPr>
-            <w:tcW w:type="dxa" w:w="3456"/>
+            <w:tcW w:type="dxa" w:w="3552"/>
             <w:vAlign w:val="top"/>
           </w:tcPr>
           <w:p>
@@ -564,7 +599,7 @@
         </w:tc>
         <w:tc>
           <w:tcPr>
-            <w:tcW w:type="dxa" w:w="3456"/>
+            <w:tcW w:type="dxa" w:w="3552"/>
             <w:vAlign w:val="top"/>
           </w:tcPr>
           <w:p>
@@ -580,9 +615,12 @@
         </w:tc>
       </w:tr>
       <w:tr>
+        <w:trPr>
+          <w:cantSplit/>
+        </w:trPr>
         <w:tc>
           <w:tcPr>
-            <w:tcW w:type="dxa" w:w="3456"/>
+            <w:tcW w:type="dxa" w:w="3552"/>
             <w:vAlign w:val="top"/>
           </w:tcPr>
           <w:p>
@@ -598,7 +636,7 @@
         </w:tc>
         <w:tc>
           <w:tcPr>
-            <w:tcW w:type="dxa" w:w="3456"/>
+            <w:tcW w:type="dxa" w:w="3552"/>
             <w:vAlign w:val="top"/>
           </w:tcPr>
           <w:p>
@@ -614,7 +652,7 @@
         </w:tc>
         <w:tc>
           <w:tcPr>
-            <w:tcW w:type="dxa" w:w="3456"/>
+            <w:tcW w:type="dxa" w:w="3552"/>
             <w:vAlign w:val="top"/>
           </w:tcPr>
           <w:p>
@@ -630,12 +668,18 @@
         </w:tc>
       </w:tr>
       <w:tr>
+        <w:trPr>
+          <w:cantSplit/>
+        </w:trPr>
         <w:tc>
           <w:tcPr>
-            <w:tcW w:type="dxa" w:w="3456"/>
+            <w:tcW w:type="dxa" w:w="3552"/>
             <w:vAlign w:val="top"/>
           </w:tcPr>
           <w:p>
+            <w:pPr>
+              <w:keepNext/>
+            </w:pPr>
             <w:r/>
             <w:r>
               <w:rPr>
@@ -648,10 +692,13 @@
         </w:tc>
         <w:tc>
           <w:tcPr>
-            <w:tcW w:type="dxa" w:w="3456"/>
+            <w:tcW w:type="dxa" w:w="3552"/>
             <w:vAlign w:val="top"/>
           </w:tcPr>
           <w:p>
+            <w:pPr>
+              <w:keepNext/>
+            </w:pPr>
             <w:r/>
             <w:r>
               <w:rPr>
@@ -664,10 +711,13 @@
         </w:tc>
         <w:tc>
           <w:tcPr>
-            <w:tcW w:type="dxa" w:w="3456"/>
+            <w:tcW w:type="dxa" w:w="3552"/>
             <w:vAlign w:val="top"/>
           </w:tcPr>
           <w:p>
+            <w:pPr>
+              <w:keepNext/>
+            </w:pPr>
             <w:r/>
             <w:r>
               <w:rPr>
@@ -680,9 +730,12 @@
         </w:tc>
       </w:tr>
       <w:tr>
+        <w:trPr>
+          <w:cantSplit/>
+        </w:trPr>
         <w:tc>
           <w:tcPr>
-            <w:tcW w:type="dxa" w:w="3456"/>
+            <w:tcW w:type="dxa" w:w="3552"/>
             <w:vAlign w:val="top"/>
           </w:tcPr>
           <w:p>
@@ -698,7 +751,7 @@
         </w:tc>
         <w:tc>
           <w:tcPr>
-            <w:tcW w:type="dxa" w:w="3456"/>
+            <w:tcW w:type="dxa" w:w="3552"/>
             <w:vAlign w:val="top"/>
           </w:tcPr>
           <w:p>
@@ -714,7 +767,7 @@
         </w:tc>
         <w:tc>
           <w:tcPr>
-            <w:tcW w:type="dxa" w:w="3456"/>
+            <w:tcW w:type="dxa" w:w="3552"/>
             <w:vAlign w:val="top"/>
           </w:tcPr>
           <w:p>
@@ -752,18 +805,19 @@
         <w:tblLook w:firstColumn="1" w:firstRow="1" w:lastColumn="0" w:lastRow="0" w:noHBand="0" w:noVBand="1" w:val="04A0"/>
       </w:tblPr>
       <w:tblGrid>
-        <w:gridCol w:w="2592"/>
-        <w:gridCol w:w="2592"/>
-        <w:gridCol w:w="2592"/>
-        <w:gridCol w:w="2592"/>
+        <w:gridCol w:w="2664"/>
+        <w:gridCol w:w="2664"/>
+        <w:gridCol w:w="2664"/>
+        <w:gridCol w:w="2664"/>
       </w:tblGrid>
       <w:tr>
         <w:trPr>
           <w:tblHeader w:val="true"/>
+          <w:cantSplit/>
         </w:trPr>
         <w:tc>
           <w:tcPr>
-            <w:tcW w:type="dxa" w:w="2592"/>
+            <w:tcW w:type="dxa" w:w="2664"/>
             <w:vAlign w:val="top"/>
             <w:shd w:fill="D9EAF7"/>
           </w:tcPr>
@@ -780,7 +834,7 @@
         </w:tc>
         <w:tc>
           <w:tcPr>
-            <w:tcW w:type="dxa" w:w="2592"/>
+            <w:tcW w:type="dxa" w:w="2664"/>
             <w:vAlign w:val="top"/>
             <w:shd w:fill="D9EAF7"/>
           </w:tcPr>
@@ -797,7 +851,7 @@
         </w:tc>
         <w:tc>
           <w:tcPr>
-            <w:tcW w:type="dxa" w:w="2592"/>
+            <w:tcW w:type="dxa" w:w="2664"/>
             <w:vAlign w:val="top"/>
             <w:shd w:fill="D9EAF7"/>
           </w:tcPr>
@@ -814,7 +868,7 @@
         </w:tc>
         <w:tc>
           <w:tcPr>
-            <w:tcW w:type="dxa" w:w="2592"/>
+            <w:tcW w:type="dxa" w:w="2664"/>
             <w:vAlign w:val="top"/>
             <w:shd w:fill="D9EAF7"/>
           </w:tcPr>
@@ -831,9 +885,12 @@
         </w:tc>
       </w:tr>
       <w:tr>
+        <w:trPr>
+          <w:cantSplit/>
+        </w:trPr>
         <w:tc>
           <w:tcPr>
-            <w:tcW w:type="dxa" w:w="2592"/>
+            <w:tcW w:type="dxa" w:w="2664"/>
             <w:vAlign w:val="top"/>
           </w:tcPr>
           <w:p>
@@ -849,7 +906,7 @@
         </w:tc>
         <w:tc>
           <w:tcPr>
-            <w:tcW w:type="dxa" w:w="2592"/>
+            <w:tcW w:type="dxa" w:w="2664"/>
             <w:vAlign w:val="top"/>
           </w:tcPr>
           <w:p>
@@ -865,7 +922,7 @@
         </w:tc>
         <w:tc>
           <w:tcPr>
-            <w:tcW w:type="dxa" w:w="2592"/>
+            <w:tcW w:type="dxa" w:w="2664"/>
             <w:vAlign w:val="top"/>
           </w:tcPr>
           <w:p>
@@ -881,7 +938,7 @@
         </w:tc>
         <w:tc>
           <w:tcPr>
-            <w:tcW w:type="dxa" w:w="2592"/>
+            <w:tcW w:type="dxa" w:w="2664"/>
             <w:vAlign w:val="top"/>
           </w:tcPr>
           <w:p>
@@ -897,9 +954,12 @@
         </w:tc>
       </w:tr>
       <w:tr>
+        <w:trPr>
+          <w:cantSplit/>
+        </w:trPr>
         <w:tc>
           <w:tcPr>
-            <w:tcW w:type="dxa" w:w="2592"/>
+            <w:tcW w:type="dxa" w:w="2664"/>
             <w:vAlign w:val="top"/>
           </w:tcPr>
           <w:p>
@@ -915,7 +975,7 @@
         </w:tc>
         <w:tc>
           <w:tcPr>
-            <w:tcW w:type="dxa" w:w="2592"/>
+            <w:tcW w:type="dxa" w:w="2664"/>
             <w:vAlign w:val="top"/>
           </w:tcPr>
           <w:p>
@@ -931,7 +991,7 @@
         </w:tc>
         <w:tc>
           <w:tcPr>
-            <w:tcW w:type="dxa" w:w="2592"/>
+            <w:tcW w:type="dxa" w:w="2664"/>
             <w:vAlign w:val="top"/>
           </w:tcPr>
           <w:p>
@@ -947,7 +1007,7 @@
         </w:tc>
         <w:tc>
           <w:tcPr>
-            <w:tcW w:type="dxa" w:w="2592"/>
+            <w:tcW w:type="dxa" w:w="2664"/>
             <w:vAlign w:val="top"/>
           </w:tcPr>
           <w:p>
@@ -963,9 +1023,12 @@
         </w:tc>
       </w:tr>
       <w:tr>
+        <w:trPr>
+          <w:cantSplit/>
+        </w:trPr>
         <w:tc>
           <w:tcPr>
-            <w:tcW w:type="dxa" w:w="2592"/>
+            <w:tcW w:type="dxa" w:w="2664"/>
             <w:vAlign w:val="top"/>
           </w:tcPr>
           <w:p>
@@ -981,7 +1044,7 @@
         </w:tc>
         <w:tc>
           <w:tcPr>
-            <w:tcW w:type="dxa" w:w="2592"/>
+            <w:tcW w:type="dxa" w:w="2664"/>
             <w:vAlign w:val="top"/>
           </w:tcPr>
           <w:p>
@@ -997,7 +1060,7 @@
         </w:tc>
         <w:tc>
           <w:tcPr>
-            <w:tcW w:type="dxa" w:w="2592"/>
+            <w:tcW w:type="dxa" w:w="2664"/>
             <w:vAlign w:val="top"/>
           </w:tcPr>
           <w:p>
@@ -1013,7 +1076,7 @@
         </w:tc>
         <w:tc>
           <w:tcPr>
-            <w:tcW w:type="dxa" w:w="2592"/>
+            <w:tcW w:type="dxa" w:w="2664"/>
             <w:vAlign w:val="top"/>
           </w:tcPr>
           <w:p>
@@ -1029,9 +1092,12 @@
         </w:tc>
       </w:tr>
       <w:tr>
+        <w:trPr>
+          <w:cantSplit/>
+        </w:trPr>
         <w:tc>
           <w:tcPr>
-            <w:tcW w:type="dxa" w:w="2592"/>
+            <w:tcW w:type="dxa" w:w="2664"/>
             <w:vAlign w:val="top"/>
           </w:tcPr>
           <w:p>
@@ -1047,7 +1113,7 @@
         </w:tc>
         <w:tc>
           <w:tcPr>
-            <w:tcW w:type="dxa" w:w="2592"/>
+            <w:tcW w:type="dxa" w:w="2664"/>
             <w:vAlign w:val="top"/>
           </w:tcPr>
           <w:p>
@@ -1063,7 +1129,7 @@
         </w:tc>
         <w:tc>
           <w:tcPr>
-            <w:tcW w:type="dxa" w:w="2592"/>
+            <w:tcW w:type="dxa" w:w="2664"/>
             <w:vAlign w:val="top"/>
           </w:tcPr>
           <w:p>
@@ -1079,7 +1145,7 @@
         </w:tc>
         <w:tc>
           <w:tcPr>
-            <w:tcW w:type="dxa" w:w="2592"/>
+            <w:tcW w:type="dxa" w:w="2664"/>
             <w:vAlign w:val="top"/>
           </w:tcPr>
           <w:p>
@@ -1095,9 +1161,540 @@
         </w:tc>
       </w:tr>
       <w:tr>
+        <w:trPr>
+          <w:cantSplit/>
+        </w:trPr>
         <w:tc>
           <w:tcPr>
-            <w:tcW w:type="dxa" w:w="2592"/>
+            <w:tcW w:type="dxa" w:w="2664"/>
+            <w:vAlign w:val="top"/>
+          </w:tcPr>
+          <w:p>
+            <w:pPr>
+              <w:keepNext/>
+            </w:pPr>
+            <w:r/>
+            <w:r>
+              <w:rPr>
+                <w:b w:val="0"/>
+                <w:sz w:val="17"/>
+              </w:rPr>
+              <w:t>Carbon intensity/emissions</w:t>
+            </w:r>
+          </w:p>
+        </w:tc>
+        <w:tc>
+          <w:tcPr>
+            <w:tcW w:type="dxa" w:w="2664"/>
+            <w:vAlign w:val="top"/>
+          </w:tcPr>
+          <w:p>
+            <w:pPr>
+              <w:keepNext/>
+            </w:pPr>
+            <w:r/>
+            <w:r>
+              <w:rPr>
+                <w:b w:val="0"/>
+                <w:sz w:val="17"/>
+              </w:rPr>
+              <w:t>Energy multiplied by active carbon factor, with default factor fallback</w:t>
+            </w:r>
+          </w:p>
+        </w:tc>
+        <w:tc>
+          <w:tcPr>
+            <w:tcW w:type="dxa" w:w="2664"/>
+            <w:vAlign w:val="top"/>
+          </w:tcPr>
+          <w:p>
+            <w:pPr>
+              <w:keepNext/>
+            </w:pPr>
+            <w:r/>
+            <w:r>
+              <w:rPr>
+                <w:b w:val="0"/>
+                <w:sz w:val="17"/>
+              </w:rPr>
+              <w:t>calculate_carbon_intensity() queries carbon_factors</w:t>
+            </w:r>
+          </w:p>
+        </w:tc>
+        <w:tc>
+          <w:tcPr>
+            <w:tcW w:type="dxa" w:w="2664"/>
+            <w:vAlign w:val="top"/>
+          </w:tcPr>
+          <w:p>
+            <w:pPr>
+              <w:keepNext/>
+            </w:pPr>
+            <w:r/>
+            <w:r>
+              <w:rPr>
+                <w:b w:val="0"/>
+                <w:sz w:val="17"/>
+              </w:rPr>
+              <w:t>database/init/04-functions.sql; /api/v1/kpi/carbon</w:t>
+            </w:r>
+          </w:p>
+        </w:tc>
+      </w:tr>
+      <w:tr>
+        <w:trPr>
+          <w:cantSplit/>
+        </w:trPr>
+        <w:tc>
+          <w:tcPr>
+            <w:tcW w:type="dxa" w:w="2664"/>
+            <w:vAlign w:val="top"/>
+          </w:tcPr>
+          <w:p>
+            <w:r/>
+            <w:r>
+              <w:rPr>
+                <w:b w:val="0"/>
+                <w:sz w:val="17"/>
+              </w:rPr>
+              <w:t>Combined KPI response</w:t>
+            </w:r>
+          </w:p>
+        </w:tc>
+        <w:tc>
+          <w:tcPr>
+            <w:tcW w:type="dxa" w:w="2664"/>
+            <w:vAlign w:val="top"/>
+          </w:tcPr>
+          <w:p>
+            <w:r/>
+            <w:r>
+              <w:rPr>
+                <w:b w:val="0"/>
+                <w:sz w:val="17"/>
+              </w:rPr>
+              <w:t>Aggregates SEC, peak demand, load factor, cost, and carbon</w:t>
+            </w:r>
+          </w:p>
+        </w:tc>
+        <w:tc>
+          <w:tcPr>
+            <w:tcW w:type="dxa" w:w="2664"/>
+            <w:vAlign w:val="top"/>
+          </w:tcPr>
+          <w:p>
+            <w:r/>
+            <w:r>
+              <w:rPr>
+                <w:b w:val="0"/>
+                <w:sz w:val="17"/>
+              </w:rPr>
+              <w:t>calculate_all_kpis() and KPIService.calculate_all_kpis()</w:t>
+            </w:r>
+          </w:p>
+        </w:tc>
+        <w:tc>
+          <w:tcPr>
+            <w:tcW w:type="dxa" w:w="2664"/>
+            <w:vAlign w:val="top"/>
+          </w:tcPr>
+          <w:p>
+            <w:r/>
+            <w:r>
+              <w:rPr>
+                <w:b w:val="0"/>
+                <w:sz w:val="17"/>
+              </w:rPr>
+              <w:t>database/init/04-functions.sql; analytics/services/kpi_service.py</w:t>
+            </w:r>
+          </w:p>
+        </w:tc>
+      </w:tr>
+    </w:tbl>
+    <w:p/>
+    <w:p>
+      <w:pPr>
+        <w:pStyle w:val="Heading1"/>
+      </w:pPr>
+      <w:r>
+        <w:t>KPI Catalog And Classification</w:t>
+      </w:r>
+    </w:p>
+    <w:p>
+      <w:r>
+        <w:t>This catalog distinguishes implemented KPI formulas from configured dashboard/reporting views and route-level estimates. It is intentionally conservative so stakeholder readers can see which measures are calculation-backed and which require review before formal use.</w:t>
+      </w:r>
+    </w:p>
+    <w:tbl>
+      <w:tblPr>
+        <w:tblStyle w:val="TableGrid"/>
+        <w:tblW w:type="auto" w:w="0"/>
+        <w:jc w:val="center"/>
+        <w:tblLook w:firstColumn="1" w:firstRow="1" w:lastColumn="0" w:lastRow="0" w:noHBand="0" w:noVBand="1" w:val="04A0"/>
+      </w:tblPr>
+      <w:tblGrid>
+        <w:gridCol w:w="2664"/>
+        <w:gridCol w:w="2664"/>
+        <w:gridCol w:w="2664"/>
+        <w:gridCol w:w="2664"/>
+      </w:tblGrid>
+      <w:tr>
+        <w:trPr>
+          <w:tblHeader w:val="true"/>
+          <w:cantSplit/>
+        </w:trPr>
+        <w:tc>
+          <w:tcPr>
+            <w:tcW w:type="dxa" w:w="2664"/>
+            <w:vAlign w:val="top"/>
+            <w:shd w:fill="D9EAF7"/>
+          </w:tcPr>
+          <w:p>
+            <w:r/>
+            <w:r>
+              <w:rPr>
+                <w:b/>
+                <w:sz w:val="17"/>
+              </w:rPr>
+              <w:t>KPI/reporting item</w:t>
+            </w:r>
+          </w:p>
+        </w:tc>
+        <w:tc>
+          <w:tcPr>
+            <w:tcW w:type="dxa" w:w="2664"/>
+            <w:vAlign w:val="top"/>
+            <w:shd w:fill="D9EAF7"/>
+          </w:tcPr>
+          <w:p>
+            <w:r/>
+            <w:r>
+              <w:rPr>
+                <w:b/>
+                <w:sz w:val="17"/>
+              </w:rPr>
+              <w:t>Classification</w:t>
+            </w:r>
+          </w:p>
+        </w:tc>
+        <w:tc>
+          <w:tcPr>
+            <w:tcW w:type="dxa" w:w="2664"/>
+            <w:vAlign w:val="top"/>
+            <w:shd w:fill="D9EAF7"/>
+          </w:tcPr>
+          <w:p>
+            <w:r/>
+            <w:r>
+              <w:rPr>
+                <w:b/>
+                <w:sz w:val="17"/>
+              </w:rPr>
+              <w:t>Implementation basis</w:t>
+            </w:r>
+          </w:p>
+        </w:tc>
+        <w:tc>
+          <w:tcPr>
+            <w:tcW w:type="dxa" w:w="2664"/>
+            <w:vAlign w:val="top"/>
+            <w:shd w:fill="D9EAF7"/>
+          </w:tcPr>
+          <w:p>
+            <w:r/>
+            <w:r>
+              <w:rPr>
+                <w:b/>
+                <w:sz w:val="17"/>
+              </w:rPr>
+              <w:t>Caution</w:t>
+            </w:r>
+          </w:p>
+        </w:tc>
+      </w:tr>
+      <w:tr>
+        <w:trPr>
+          <w:cantSplit/>
+        </w:trPr>
+        <w:tc>
+          <w:tcPr>
+            <w:tcW w:type="dxa" w:w="2664"/>
+            <w:vAlign w:val="top"/>
+          </w:tcPr>
+          <w:p>
+            <w:r/>
+            <w:r>
+              <w:rPr>
+                <w:b w:val="0"/>
+                <w:sz w:val="17"/>
+              </w:rPr>
+              <w:t>SEC</w:t>
+            </w:r>
+          </w:p>
+        </w:tc>
+        <w:tc>
+          <w:tcPr>
+            <w:tcW w:type="dxa" w:w="2664"/>
+            <w:vAlign w:val="top"/>
+          </w:tcPr>
+          <w:p>
+            <w:r/>
+            <w:r>
+              <w:rPr>
+                <w:b w:val="0"/>
+                <w:sz w:val="17"/>
+              </w:rPr>
+              <w:t>Supported by implementation</w:t>
+            </w:r>
+          </w:p>
+        </w:tc>
+        <w:tc>
+          <w:tcPr>
+            <w:tcW w:type="dxa" w:w="2664"/>
+            <w:vAlign w:val="top"/>
+          </w:tcPr>
+          <w:p>
+            <w:r/>
+            <w:r>
+              <w:rPr>
+                <w:b w:val="0"/>
+                <w:sz w:val="17"/>
+              </w:rPr>
+              <w:t>calculate_sec SQL function and /api/v1/kpi/sec route</w:t>
+            </w:r>
+          </w:p>
+        </w:tc>
+        <w:tc>
+          <w:tcPr>
+            <w:tcW w:type="dxa" w:w="2664"/>
+            <w:vAlign w:val="top"/>
+          </w:tcPr>
+          <w:p>
+            <w:r/>
+            <w:r>
+              <w:rPr>
+                <w:b w:val="0"/>
+                <w:sz w:val="17"/>
+              </w:rPr>
+              <w:t>Requires energy and production aggregate data for the selected period.</w:t>
+            </w:r>
+          </w:p>
+        </w:tc>
+      </w:tr>
+      <w:tr>
+        <w:trPr>
+          <w:cantSplit/>
+        </w:trPr>
+        <w:tc>
+          <w:tcPr>
+            <w:tcW w:type="dxa" w:w="2664"/>
+            <w:vAlign w:val="top"/>
+          </w:tcPr>
+          <w:p>
+            <w:r/>
+            <w:r>
+              <w:rPr>
+                <w:b w:val="0"/>
+                <w:sz w:val="17"/>
+              </w:rPr>
+              <w:t>Peak demand</w:t>
+            </w:r>
+          </w:p>
+        </w:tc>
+        <w:tc>
+          <w:tcPr>
+            <w:tcW w:type="dxa" w:w="2664"/>
+            <w:vAlign w:val="top"/>
+          </w:tcPr>
+          <w:p>
+            <w:r/>
+            <w:r>
+              <w:rPr>
+                <w:b w:val="0"/>
+                <w:sz w:val="17"/>
+              </w:rPr>
+              <w:t>Supported by implementation</w:t>
+            </w:r>
+          </w:p>
+        </w:tc>
+        <w:tc>
+          <w:tcPr>
+            <w:tcW w:type="dxa" w:w="2664"/>
+            <w:vAlign w:val="top"/>
+          </w:tcPr>
+          <w:p>
+            <w:r/>
+            <w:r>
+              <w:rPr>
+                <w:b w:val="0"/>
+                <w:sz w:val="17"/>
+              </w:rPr>
+              <w:t>calculate_peak_demand SQL function and route</w:t>
+            </w:r>
+          </w:p>
+        </w:tc>
+        <w:tc>
+          <w:tcPr>
+            <w:tcW w:type="dxa" w:w="2664"/>
+            <w:vAlign w:val="top"/>
+          </w:tcPr>
+          <w:p>
+            <w:r/>
+            <w:r>
+              <w:rPr>
+                <w:b w:val="0"/>
+                <w:sz w:val="17"/>
+              </w:rPr>
+              <w:t>Uses 15-minute aggregate peak_demand_kw.</w:t>
+            </w:r>
+          </w:p>
+        </w:tc>
+      </w:tr>
+      <w:tr>
+        <w:trPr>
+          <w:cantSplit/>
+        </w:trPr>
+        <w:tc>
+          <w:tcPr>
+            <w:tcW w:type="dxa" w:w="2664"/>
+            <w:vAlign w:val="top"/>
+          </w:tcPr>
+          <w:p>
+            <w:r/>
+            <w:r>
+              <w:rPr>
+                <w:b w:val="0"/>
+                <w:sz w:val="17"/>
+              </w:rPr>
+              <w:t>Load factor</w:t>
+            </w:r>
+          </w:p>
+        </w:tc>
+        <w:tc>
+          <w:tcPr>
+            <w:tcW w:type="dxa" w:w="2664"/>
+            <w:vAlign w:val="top"/>
+          </w:tcPr>
+          <w:p>
+            <w:r/>
+            <w:r>
+              <w:rPr>
+                <w:b w:val="0"/>
+                <w:sz w:val="17"/>
+              </w:rPr>
+              <w:t>Supported by implementation</w:t>
+            </w:r>
+          </w:p>
+        </w:tc>
+        <w:tc>
+          <w:tcPr>
+            <w:tcW w:type="dxa" w:w="2664"/>
+            <w:vAlign w:val="top"/>
+          </w:tcPr>
+          <w:p>
+            <w:r/>
+            <w:r>
+              <w:rPr>
+                <w:b w:val="0"/>
+                <w:sz w:val="17"/>
+              </w:rPr>
+              <w:t>calculate_load_factor SQL function and route</w:t>
+            </w:r>
+          </w:p>
+        </w:tc>
+        <w:tc>
+          <w:tcPr>
+            <w:tcW w:type="dxa" w:w="2664"/>
+            <w:vAlign w:val="top"/>
+          </w:tcPr>
+          <w:p>
+            <w:r/>
+            <w:r>
+              <w:rPr>
+                <w:b w:val="0"/>
+                <w:sz w:val="17"/>
+              </w:rPr>
+              <w:t>Depends on average/max power availability.</w:t>
+            </w:r>
+          </w:p>
+        </w:tc>
+      </w:tr>
+      <w:tr>
+        <w:trPr>
+          <w:cantSplit/>
+        </w:trPr>
+        <w:tc>
+          <w:tcPr>
+            <w:tcW w:type="dxa" w:w="2664"/>
+            <w:vAlign w:val="top"/>
+          </w:tcPr>
+          <w:p>
+            <w:r/>
+            <w:r>
+              <w:rPr>
+                <w:b w:val="0"/>
+                <w:sz w:val="17"/>
+              </w:rPr>
+              <w:t>Energy cost</w:t>
+            </w:r>
+          </w:p>
+        </w:tc>
+        <w:tc>
+          <w:tcPr>
+            <w:tcW w:type="dxa" w:w="2664"/>
+            <w:vAlign w:val="top"/>
+          </w:tcPr>
+          <w:p>
+            <w:r/>
+            <w:r>
+              <w:rPr>
+                <w:b w:val="0"/>
+                <w:sz w:val="17"/>
+              </w:rPr>
+              <w:t>Supported by implementation</w:t>
+            </w:r>
+          </w:p>
+        </w:tc>
+        <w:tc>
+          <w:tcPr>
+            <w:tcW w:type="dxa" w:w="2664"/>
+            <w:vAlign w:val="top"/>
+          </w:tcPr>
+          <w:p>
+            <w:r/>
+            <w:r>
+              <w:rPr>
+                <w:b w:val="0"/>
+                <w:sz w:val="17"/>
+              </w:rPr>
+              <w:t>calculate_energy_cost SQL function and service wrapper</w:t>
+            </w:r>
+          </w:p>
+        </w:tc>
+        <w:tc>
+          <w:tcPr>
+            <w:tcW w:type="dxa" w:w="2664"/>
+            <w:vAlign w:val="top"/>
+          </w:tcPr>
+          <w:p>
+            <w:r/>
+            <w:r>
+              <w:rPr>
+                <w:b w:val="0"/>
+                <w:sz w:val="17"/>
+              </w:rPr>
+              <w:t>Uses active tariff rows when present and default fallback in SQL.</w:t>
+            </w:r>
+          </w:p>
+        </w:tc>
+      </w:tr>
+      <w:tr>
+        <w:trPr>
+          <w:cantSplit/>
+        </w:trPr>
+        <w:tc>
+          <w:tcPr>
+            <w:tcW w:type="dxa" w:w="2664"/>
             <w:vAlign w:val="top"/>
           </w:tcPr>
           <w:p>
@@ -1113,7 +1710,7 @@
         </w:tc>
         <w:tc>
           <w:tcPr>
-            <w:tcW w:type="dxa" w:w="2592"/>
+            <w:tcW w:type="dxa" w:w="2664"/>
             <w:vAlign w:val="top"/>
           </w:tcPr>
           <w:p>
@@ -1123,13 +1720,13 @@
                 <w:b w:val="0"/>
                 <w:sz w:val="17"/>
               </w:rPr>
-              <w:t>Energy multiplied by active carbon factor, with default factor fallback</w:t>
+              <w:t>Supported by implementation</w:t>
             </w:r>
           </w:p>
         </w:tc>
         <w:tc>
           <w:tcPr>
-            <w:tcW w:type="dxa" w:w="2592"/>
+            <w:tcW w:type="dxa" w:w="2664"/>
             <w:vAlign w:val="top"/>
           </w:tcPr>
           <w:p>
@@ -1139,13 +1736,13 @@
                 <w:b w:val="0"/>
                 <w:sz w:val="17"/>
               </w:rPr>
-              <w:t>calculate_carbon_intensity() queries carbon_factors</w:t>
+              <w:t>calculate_carbon_intensity SQL function and carbon route</w:t>
             </w:r>
           </w:p>
         </w:tc>
         <w:tc>
           <w:tcPr>
-            <w:tcW w:type="dxa" w:w="2592"/>
+            <w:tcW w:type="dxa" w:w="2664"/>
             <w:vAlign w:val="top"/>
           </w:tcPr>
           <w:p>
@@ -1155,15 +1752,18 @@
                 <w:b w:val="0"/>
                 <w:sz w:val="17"/>
               </w:rPr>
-              <w:t>database/init/04-functions.sql; /api/v1/kpi/carbon</w:t>
+              <w:t>Uses carbon_factors with fallback factor; not independent emissions assurance.</w:t>
             </w:r>
           </w:p>
         </w:tc>
       </w:tr>
       <w:tr>
+        <w:trPr>
+          <w:cantSplit/>
+        </w:trPr>
         <w:tc>
           <w:tcPr>
-            <w:tcW w:type="dxa" w:w="2592"/>
+            <w:tcW w:type="dxa" w:w="2664"/>
             <w:vAlign w:val="top"/>
           </w:tcPr>
           <w:p>
@@ -1173,13 +1773,13 @@
                 <w:b w:val="0"/>
                 <w:sz w:val="17"/>
               </w:rPr>
-              <w:t>Combined KPI response</w:t>
+              <w:t>Factory KPI rollups</w:t>
             </w:r>
           </w:p>
         </w:tc>
         <w:tc>
           <w:tcPr>
-            <w:tcW w:type="dxa" w:w="2592"/>
+            <w:tcW w:type="dxa" w:w="2664"/>
             <w:vAlign w:val="top"/>
           </w:tcPr>
           <w:p>
@@ -1189,13 +1789,13 @@
                 <w:b w:val="0"/>
                 <w:sz w:val="17"/>
               </w:rPr>
-              <w:t>Aggregates SEC, peak demand, load factor, cost, and carbon</w:t>
+              <w:t>Implemented/configured</w:t>
             </w:r>
           </w:p>
         </w:tc>
         <w:tc>
           <w:tcPr>
-            <w:tcW w:type="dxa" w:w="2592"/>
+            <w:tcW w:type="dxa" w:w="2664"/>
             <w:vAlign w:val="top"/>
           </w:tcPr>
           <w:p>
@@ -1205,13 +1805,13 @@
                 <w:b w:val="0"/>
                 <w:sz w:val="17"/>
               </w:rPr>
-              <w:t>calculate_all_kpis() and KPIService.calculate_all_kpis()</w:t>
+              <w:t>/api/v1/kpi/factory/{factory_id} and /api/v1/kpi/factories</w:t>
             </w:r>
           </w:p>
         </w:tc>
         <w:tc>
           <w:tcPr>
-            <w:tcW w:type="dxa" w:w="2592"/>
+            <w:tcW w:type="dxa" w:w="2664"/>
             <w:vAlign w:val="top"/>
           </w:tcPr>
           <w:p>
@@ -1221,7 +1821,157 @@
                 <w:b w:val="0"/>
                 <w:sz w:val="17"/>
               </w:rPr>
-              <w:t>database/init/04-functions.sql; analytics/services/kpi_service.py</w:t>
+              <w:t>Some route-level estimates use constants or aggregate assumptions; review before audit use.</w:t>
+            </w:r>
+          </w:p>
+        </w:tc>
+      </w:tr>
+      <w:tr>
+        <w:trPr>
+          <w:cantSplit/>
+        </w:trPr>
+        <w:tc>
+          <w:tcPr>
+            <w:tcW w:type="dxa" w:w="2664"/>
+            <w:vAlign w:val="top"/>
+          </w:tcPr>
+          <w:p>
+            <w:pPr>
+              <w:keepNext/>
+            </w:pPr>
+            <w:r/>
+            <w:r>
+              <w:rPr>
+                <w:b w:val="0"/>
+                <w:sz w:val="17"/>
+              </w:rPr>
+              <w:t>Model performance KPIs</w:t>
+            </w:r>
+          </w:p>
+        </w:tc>
+        <w:tc>
+          <w:tcPr>
+            <w:tcW w:type="dxa" w:w="2664"/>
+            <w:vAlign w:val="top"/>
+          </w:tcPr>
+          <w:p>
+            <w:pPr>
+              <w:keepNext/>
+            </w:pPr>
+            <w:r/>
+            <w:r>
+              <w:rPr>
+                <w:b w:val="0"/>
+                <w:sz w:val="17"/>
+              </w:rPr>
+              <w:t>Implemented/configured</w:t>
+            </w:r>
+          </w:p>
+        </w:tc>
+        <w:tc>
+          <w:tcPr>
+            <w:tcW w:type="dxa" w:w="2664"/>
+            <w:vAlign w:val="top"/>
+          </w:tcPr>
+          <w:p>
+            <w:pPr>
+              <w:keepNext/>
+            </w:pPr>
+            <w:r/>
+            <w:r>
+              <w:rPr>
+                <w:b w:val="0"/>
+                <w:sz w:val="17"/>
+              </w:rPr>
+              <w:t>model_performance routes and dashboards</w:t>
+            </w:r>
+          </w:p>
+        </w:tc>
+        <w:tc>
+          <w:tcPr>
+            <w:tcW w:type="dxa" w:w="2664"/>
+            <w:vAlign w:val="top"/>
+          </w:tcPr>
+          <w:p>
+            <w:pPr>
+              <w:keepNext/>
+            </w:pPr>
+            <w:r/>
+            <w:r>
+              <w:rPr>
+                <w:b w:val="0"/>
+                <w:sz w:val="17"/>
+              </w:rPr>
+              <w:t>R2/RMSE/MAPE-style metrics depend on recorded model history.</w:t>
+            </w:r>
+          </w:p>
+        </w:tc>
+      </w:tr>
+      <w:tr>
+        <w:trPr>
+          <w:cantSplit/>
+        </w:trPr>
+        <w:tc>
+          <w:tcPr>
+            <w:tcW w:type="dxa" w:w="2664"/>
+            <w:vAlign w:val="top"/>
+          </w:tcPr>
+          <w:p>
+            <w:r/>
+            <w:r>
+              <w:rPr>
+                <w:b w:val="0"/>
+                <w:sz w:val="17"/>
+              </w:rPr>
+              <w:t>Operational efficiency/OEE</w:t>
+            </w:r>
+          </w:p>
+        </w:tc>
+        <w:tc>
+          <w:tcPr>
+            <w:tcW w:type="dxa" w:w="2664"/>
+            <w:vAlign w:val="top"/>
+          </w:tcPr>
+          <w:p>
+            <w:r/>
+            <w:r>
+              <w:rPr>
+                <w:b w:val="0"/>
+                <w:sz w:val="17"/>
+              </w:rPr>
+              <w:t>Configured dashboard/reporting view</w:t>
+            </w:r>
+          </w:p>
+        </w:tc>
+        <w:tc>
+          <w:tcPr>
+            <w:tcW w:type="dxa" w:w="2664"/>
+            <w:vAlign w:val="top"/>
+          </w:tcPr>
+          <w:p>
+            <w:r/>
+            <w:r>
+              <w:rPr>
+                <w:b w:val="0"/>
+                <w:sz w:val="17"/>
+              </w:rPr>
+              <w:t>Grafana operational-efficiency dashboards and production route</w:t>
+            </w:r>
+          </w:p>
+        </w:tc>
+        <w:tc>
+          <w:tcPr>
+            <w:tcW w:type="dxa" w:w="2664"/>
+            <w:vAlign w:val="top"/>
+          </w:tcPr>
+          <w:p>
+            <w:r/>
+            <w:r>
+              <w:rPr>
+                <w:b w:val="0"/>
+                <w:sz w:val="17"/>
+              </w:rPr>
+              <w:t>Dashboard SQL should be reviewed before formal operational reporting.</w:t>
             </w:r>
           </w:p>
         </w:tc>
@@ -1244,17 +1994,18 @@
         <w:tblLook w:firstColumn="1" w:firstRow="1" w:lastColumn="0" w:lastRow="0" w:noHBand="0" w:noVBand="1" w:val="04A0"/>
       </w:tblPr>
       <w:tblGrid>
-        <w:gridCol w:w="3456"/>
-        <w:gridCol w:w="3456"/>
-        <w:gridCol w:w="3456"/>
+        <w:gridCol w:w="3552"/>
+        <w:gridCol w:w="3552"/>
+        <w:gridCol w:w="3552"/>
       </w:tblGrid>
       <w:tr>
         <w:trPr>
           <w:tblHeader w:val="true"/>
+          <w:cantSplit/>
         </w:trPr>
         <w:tc>
           <w:tcPr>
-            <w:tcW w:type="dxa" w:w="3456"/>
+            <w:tcW w:type="dxa" w:w="3552"/>
             <w:vAlign w:val="top"/>
             <w:shd w:fill="D9EAF7"/>
           </w:tcPr>
@@ -1271,7 +2022,7 @@
         </w:tc>
         <w:tc>
           <w:tcPr>
-            <w:tcW w:type="dxa" w:w="3456"/>
+            <w:tcW w:type="dxa" w:w="3552"/>
             <w:vAlign w:val="top"/>
             <w:shd w:fill="D9EAF7"/>
           </w:tcPr>
@@ -1288,7 +2039,7 @@
         </w:tc>
         <w:tc>
           <w:tcPr>
-            <w:tcW w:type="dxa" w:w="3456"/>
+            <w:tcW w:type="dxa" w:w="3552"/>
             <w:vAlign w:val="top"/>
             <w:shd w:fill="D9EAF7"/>
           </w:tcPr>
@@ -1305,9 +2056,12 @@
         </w:tc>
       </w:tr>
       <w:tr>
+        <w:trPr>
+          <w:cantSplit/>
+        </w:trPr>
         <w:tc>
           <w:tcPr>
-            <w:tcW w:type="dxa" w:w="3456"/>
+            <w:tcW w:type="dxa" w:w="3552"/>
             <w:vAlign w:val="top"/>
           </w:tcPr>
           <w:p>
@@ -1323,7 +2077,7 @@
         </w:tc>
         <w:tc>
           <w:tcPr>
-            <w:tcW w:type="dxa" w:w="3456"/>
+            <w:tcW w:type="dxa" w:w="3552"/>
             <w:vAlign w:val="top"/>
           </w:tcPr>
           <w:p>
@@ -1339,7 +2093,7 @@
         </w:tc>
         <w:tc>
           <w:tcPr>
-            <w:tcW w:type="dxa" w:w="3456"/>
+            <w:tcW w:type="dxa" w:w="3552"/>
             <w:vAlign w:val="top"/>
           </w:tcPr>
           <w:p>
@@ -1355,9 +2109,12 @@
         </w:tc>
       </w:tr>
       <w:tr>
+        <w:trPr>
+          <w:cantSplit/>
+        </w:trPr>
         <w:tc>
           <w:tcPr>
-            <w:tcW w:type="dxa" w:w="3456"/>
+            <w:tcW w:type="dxa" w:w="3552"/>
             <w:vAlign w:val="top"/>
           </w:tcPr>
           <w:p>
@@ -1373,7 +2130,7 @@
         </w:tc>
         <w:tc>
           <w:tcPr>
-            <w:tcW w:type="dxa" w:w="3456"/>
+            <w:tcW w:type="dxa" w:w="3552"/>
             <w:vAlign w:val="top"/>
           </w:tcPr>
           <w:p>
@@ -1389,7 +2146,7 @@
         </w:tc>
         <w:tc>
           <w:tcPr>
-            <w:tcW w:type="dxa" w:w="3456"/>
+            <w:tcW w:type="dxa" w:w="3552"/>
             <w:vAlign w:val="top"/>
           </w:tcPr>
           <w:p>
@@ -1405,9 +2162,12 @@
         </w:tc>
       </w:tr>
       <w:tr>
+        <w:trPr>
+          <w:cantSplit/>
+        </w:trPr>
         <w:tc>
           <w:tcPr>
-            <w:tcW w:type="dxa" w:w="3456"/>
+            <w:tcW w:type="dxa" w:w="3552"/>
             <w:vAlign w:val="top"/>
           </w:tcPr>
           <w:p>
@@ -1423,7 +2183,7 @@
         </w:tc>
         <w:tc>
           <w:tcPr>
-            <w:tcW w:type="dxa" w:w="3456"/>
+            <w:tcW w:type="dxa" w:w="3552"/>
             <w:vAlign w:val="top"/>
           </w:tcPr>
           <w:p>
@@ -1439,7 +2199,7 @@
         </w:tc>
         <w:tc>
           <w:tcPr>
-            <w:tcW w:type="dxa" w:w="3456"/>
+            <w:tcW w:type="dxa" w:w="3552"/>
             <w:vAlign w:val="top"/>
           </w:tcPr>
           <w:p>
@@ -1455,9 +2215,12 @@
         </w:tc>
       </w:tr>
       <w:tr>
+        <w:trPr>
+          <w:cantSplit/>
+        </w:trPr>
         <w:tc>
           <w:tcPr>
-            <w:tcW w:type="dxa" w:w="3456"/>
+            <w:tcW w:type="dxa" w:w="3552"/>
             <w:vAlign w:val="top"/>
           </w:tcPr>
           <w:p>
@@ -1473,7 +2236,7 @@
         </w:tc>
         <w:tc>
           <w:tcPr>
-            <w:tcW w:type="dxa" w:w="3456"/>
+            <w:tcW w:type="dxa" w:w="3552"/>
             <w:vAlign w:val="top"/>
           </w:tcPr>
           <w:p>
@@ -1489,7 +2252,7 @@
         </w:tc>
         <w:tc>
           <w:tcPr>
-            <w:tcW w:type="dxa" w:w="3456"/>
+            <w:tcW w:type="dxa" w:w="3552"/>
             <w:vAlign w:val="top"/>
           </w:tcPr>
           <w:p>
@@ -1505,9 +2268,12 @@
         </w:tc>
       </w:tr>
       <w:tr>
+        <w:trPr>
+          <w:cantSplit/>
+        </w:trPr>
         <w:tc>
           <w:tcPr>
-            <w:tcW w:type="dxa" w:w="3456"/>
+            <w:tcW w:type="dxa" w:w="3552"/>
             <w:vAlign w:val="top"/>
           </w:tcPr>
           <w:p>
@@ -1523,7 +2289,7 @@
         </w:tc>
         <w:tc>
           <w:tcPr>
-            <w:tcW w:type="dxa" w:w="3456"/>
+            <w:tcW w:type="dxa" w:w="3552"/>
             <w:vAlign w:val="top"/>
           </w:tcPr>
           <w:p>
@@ -1539,7 +2305,7 @@
         </w:tc>
         <w:tc>
           <w:tcPr>
-            <w:tcW w:type="dxa" w:w="3456"/>
+            <w:tcW w:type="dxa" w:w="3552"/>
             <w:vAlign w:val="top"/>
           </w:tcPr>
           <w:p>
@@ -1555,12 +2321,18 @@
         </w:tc>
       </w:tr>
       <w:tr>
+        <w:trPr>
+          <w:cantSplit/>
+        </w:trPr>
         <w:tc>
           <w:tcPr>
-            <w:tcW w:type="dxa" w:w="3456"/>
+            <w:tcW w:type="dxa" w:w="3552"/>
             <w:vAlign w:val="top"/>
           </w:tcPr>
           <w:p>
+            <w:pPr>
+              <w:keepNext/>
+            </w:pPr>
             <w:r/>
             <w:r>
               <w:rPr>
@@ -1573,10 +2345,13 @@
         </w:tc>
         <w:tc>
           <w:tcPr>
-            <w:tcW w:type="dxa" w:w="3456"/>
+            <w:tcW w:type="dxa" w:w="3552"/>
             <w:vAlign w:val="top"/>
           </w:tcPr>
           <w:p>
+            <w:pPr>
+              <w:keepNext/>
+            </w:pPr>
             <w:r/>
             <w:r>
               <w:rPr>
@@ -1589,10 +2364,13 @@
         </w:tc>
         <w:tc>
           <w:tcPr>
-            <w:tcW w:type="dxa" w:w="3456"/>
+            <w:tcW w:type="dxa" w:w="3552"/>
             <w:vAlign w:val="top"/>
           </w:tcPr>
           <w:p>
+            <w:pPr>
+              <w:keepNext/>
+            </w:pPr>
             <w:r/>
             <w:r>
               <w:rPr>
@@ -1605,9 +2383,12 @@
         </w:tc>
       </w:tr>
       <w:tr>
+        <w:trPr>
+          <w:cantSplit/>
+        </w:trPr>
         <w:tc>
           <w:tcPr>
-            <w:tcW w:type="dxa" w:w="3456"/>
+            <w:tcW w:type="dxa" w:w="3552"/>
             <w:vAlign w:val="top"/>
           </w:tcPr>
           <w:p>
@@ -1623,7 +2404,7 @@
         </w:tc>
         <w:tc>
           <w:tcPr>
-            <w:tcW w:type="dxa" w:w="3456"/>
+            <w:tcW w:type="dxa" w:w="3552"/>
             <w:vAlign w:val="top"/>
           </w:tcPr>
           <w:p>
@@ -1639,7 +2420,7 @@
         </w:tc>
         <w:tc>
           <w:tcPr>
-            <w:tcW w:type="dxa" w:w="3456"/>
+            <w:tcW w:type="dxa" w:w="3552"/>
             <w:vAlign w:val="top"/>
           </w:tcPr>
           <w:p>
@@ -1677,16 +2458,17 @@
         <w:tblLook w:firstColumn="1" w:firstRow="1" w:lastColumn="0" w:lastRow="0" w:noHBand="0" w:noVBand="1" w:val="04A0"/>
       </w:tblPr>
       <w:tblGrid>
-        <w:gridCol w:w="5184"/>
-        <w:gridCol w:w="5184"/>
+        <w:gridCol w:w="5328"/>
+        <w:gridCol w:w="5328"/>
       </w:tblGrid>
       <w:tr>
         <w:trPr>
           <w:tblHeader w:val="true"/>
+          <w:cantSplit/>
         </w:trPr>
         <w:tc>
           <w:tcPr>
-            <w:tcW w:type="dxa" w:w="5184"/>
+            <w:tcW w:type="dxa" w:w="5328"/>
             <w:vAlign w:val="top"/>
             <w:shd w:fill="D9EAF7"/>
           </w:tcPr>
@@ -1703,7 +2485,7 @@
         </w:tc>
         <w:tc>
           <w:tcPr>
-            <w:tcW w:type="dxa" w:w="5184"/>
+            <w:tcW w:type="dxa" w:w="5328"/>
             <w:vAlign w:val="top"/>
             <w:shd w:fill="D9EAF7"/>
           </w:tcPr>
@@ -1720,9 +2502,12 @@
         </w:tc>
       </w:tr>
       <w:tr>
+        <w:trPr>
+          <w:cantSplit/>
+        </w:trPr>
         <w:tc>
           <w:tcPr>
-            <w:tcW w:type="dxa" w:w="5184"/>
+            <w:tcW w:type="dxa" w:w="5328"/>
             <w:vAlign w:val="top"/>
           </w:tcPr>
           <w:p>
@@ -1738,7 +2523,7 @@
         </w:tc>
         <w:tc>
           <w:tcPr>
-            <w:tcW w:type="dxa" w:w="5184"/>
+            <w:tcW w:type="dxa" w:w="5328"/>
             <w:vAlign w:val="top"/>
           </w:tcPr>
           <w:p>
@@ -1754,9 +2539,12 @@
         </w:tc>
       </w:tr>
       <w:tr>
+        <w:trPr>
+          <w:cantSplit/>
+        </w:trPr>
         <w:tc>
           <w:tcPr>
-            <w:tcW w:type="dxa" w:w="5184"/>
+            <w:tcW w:type="dxa" w:w="5328"/>
             <w:vAlign w:val="top"/>
           </w:tcPr>
           <w:p>
@@ -1772,7 +2560,7 @@
         </w:tc>
         <w:tc>
           <w:tcPr>
-            <w:tcW w:type="dxa" w:w="5184"/>
+            <w:tcW w:type="dxa" w:w="5328"/>
             <w:vAlign w:val="top"/>
           </w:tcPr>
           <w:p>
@@ -1788,9 +2576,12 @@
         </w:tc>
       </w:tr>
       <w:tr>
+        <w:trPr>
+          <w:cantSplit/>
+        </w:trPr>
         <w:tc>
           <w:tcPr>
-            <w:tcW w:type="dxa" w:w="5184"/>
+            <w:tcW w:type="dxa" w:w="5328"/>
             <w:vAlign w:val="top"/>
           </w:tcPr>
           <w:p>
@@ -1806,7 +2597,7 @@
         </w:tc>
         <w:tc>
           <w:tcPr>
-            <w:tcW w:type="dxa" w:w="5184"/>
+            <w:tcW w:type="dxa" w:w="5328"/>
             <w:vAlign w:val="top"/>
           </w:tcPr>
           <w:p>
@@ -1822,9 +2613,12 @@
         </w:tc>
       </w:tr>
       <w:tr>
+        <w:trPr>
+          <w:cantSplit/>
+        </w:trPr>
         <w:tc>
           <w:tcPr>
-            <w:tcW w:type="dxa" w:w="5184"/>
+            <w:tcW w:type="dxa" w:w="5328"/>
             <w:vAlign w:val="top"/>
           </w:tcPr>
           <w:p>
@@ -1840,7 +2634,7 @@
         </w:tc>
         <w:tc>
           <w:tcPr>
-            <w:tcW w:type="dxa" w:w="5184"/>
+            <w:tcW w:type="dxa" w:w="5328"/>
             <w:vAlign w:val="top"/>
           </w:tcPr>
           <w:p>
@@ -1856,9 +2650,12 @@
         </w:tc>
       </w:tr>
       <w:tr>
+        <w:trPr>
+          <w:cantSplit/>
+        </w:trPr>
         <w:tc>
           <w:tcPr>
-            <w:tcW w:type="dxa" w:w="5184"/>
+            <w:tcW w:type="dxa" w:w="5328"/>
             <w:vAlign w:val="top"/>
           </w:tcPr>
           <w:p>
@@ -1874,7 +2671,7 @@
         </w:tc>
         <w:tc>
           <w:tcPr>
-            <w:tcW w:type="dxa" w:w="5184"/>
+            <w:tcW w:type="dxa" w:w="5328"/>
             <w:vAlign w:val="top"/>
           </w:tcPr>
           <w:p>
@@ -1890,9 +2687,12 @@
         </w:tc>
       </w:tr>
       <w:tr>
+        <w:trPr>
+          <w:cantSplit/>
+        </w:trPr>
         <w:tc>
           <w:tcPr>
-            <w:tcW w:type="dxa" w:w="5184"/>
+            <w:tcW w:type="dxa" w:w="5328"/>
             <w:vAlign w:val="top"/>
           </w:tcPr>
           <w:p>
@@ -1908,7 +2708,7 @@
         </w:tc>
         <w:tc>
           <w:tcPr>
-            <w:tcW w:type="dxa" w:w="5184"/>
+            <w:tcW w:type="dxa" w:w="5328"/>
             <w:vAlign w:val="top"/>
           </w:tcPr>
           <w:p>
@@ -1924,9 +2724,12 @@
         </w:tc>
       </w:tr>
       <w:tr>
+        <w:trPr>
+          <w:cantSplit/>
+        </w:trPr>
         <w:tc>
           <w:tcPr>
-            <w:tcW w:type="dxa" w:w="5184"/>
+            <w:tcW w:type="dxa" w:w="5328"/>
             <w:vAlign w:val="top"/>
           </w:tcPr>
           <w:p>
@@ -1942,7 +2745,7 @@
         </w:tc>
         <w:tc>
           <w:tcPr>
-            <w:tcW w:type="dxa" w:w="5184"/>
+            <w:tcW w:type="dxa" w:w="5328"/>
             <w:vAlign w:val="top"/>
           </w:tcPr>
           <w:p>
@@ -1958,9 +2761,12 @@
         </w:tc>
       </w:tr>
       <w:tr>
+        <w:trPr>
+          <w:cantSplit/>
+        </w:trPr>
         <w:tc>
           <w:tcPr>
-            <w:tcW w:type="dxa" w:w="5184"/>
+            <w:tcW w:type="dxa" w:w="5328"/>
             <w:vAlign w:val="top"/>
           </w:tcPr>
           <w:p>
@@ -1976,7 +2782,7 @@
         </w:tc>
         <w:tc>
           <w:tcPr>
-            <w:tcW w:type="dxa" w:w="5184"/>
+            <w:tcW w:type="dxa" w:w="5328"/>
             <w:vAlign w:val="top"/>
           </w:tcPr>
           <w:p>
@@ -1992,9 +2798,12 @@
         </w:tc>
       </w:tr>
       <w:tr>
+        <w:trPr>
+          <w:cantSplit/>
+        </w:trPr>
         <w:tc>
           <w:tcPr>
-            <w:tcW w:type="dxa" w:w="5184"/>
+            <w:tcW w:type="dxa" w:w="5328"/>
             <w:vAlign w:val="top"/>
           </w:tcPr>
           <w:p>
@@ -2010,7 +2819,7 @@
         </w:tc>
         <w:tc>
           <w:tcPr>
-            <w:tcW w:type="dxa" w:w="5184"/>
+            <w:tcW w:type="dxa" w:w="5328"/>
             <w:vAlign w:val="top"/>
           </w:tcPr>
           <w:p>
@@ -2026,12 +2835,18 @@
         </w:tc>
       </w:tr>
       <w:tr>
+        <w:trPr>
+          <w:cantSplit/>
+        </w:trPr>
         <w:tc>
           <w:tcPr>
-            <w:tcW w:type="dxa" w:w="5184"/>
+            <w:tcW w:type="dxa" w:w="5328"/>
             <w:vAlign w:val="top"/>
           </w:tcPr>
           <w:p>
+            <w:pPr>
+              <w:keepNext/>
+            </w:pPr>
             <w:r/>
             <w:r>
               <w:rPr>
@@ -2044,10 +2859,13 @@
         </w:tc>
         <w:tc>
           <w:tcPr>
-            <w:tcW w:type="dxa" w:w="5184"/>
+            <w:tcW w:type="dxa" w:w="5328"/>
             <w:vAlign w:val="top"/>
           </w:tcPr>
           <w:p>
+            <w:pPr>
+              <w:keepNext/>
+            </w:pPr>
             <w:r/>
             <w:r>
               <w:rPr>
@@ -2060,9 +2878,12 @@
         </w:tc>
       </w:tr>
       <w:tr>
+        <w:trPr>
+          <w:cantSplit/>
+        </w:trPr>
         <w:tc>
           <w:tcPr>
-            <w:tcW w:type="dxa" w:w="5184"/>
+            <w:tcW w:type="dxa" w:w="5328"/>
             <w:vAlign w:val="top"/>
           </w:tcPr>
           <w:p>
@@ -2078,7 +2899,7 @@
         </w:tc>
         <w:tc>
           <w:tcPr>
-            <w:tcW w:type="dxa" w:w="5184"/>
+            <w:tcW w:type="dxa" w:w="5328"/>
             <w:vAlign w:val="top"/>
           </w:tcPr>
           <w:p>
@@ -2100,6 +2921,24 @@
         <w:pStyle w:val="Heading1"/>
       </w:pPr>
       <w:r>
+        <w:t>Dashboard Interpretation Notes</w:t>
+      </w:r>
+    </w:p>
+    <w:p>
+      <w:r>
+        <w:t>Dashboards should be treated as operational and review views over the tracked SQL/panel configuration. They are valuable for demonstration, monitoring, and stakeholder walkthroughs, but a formal audit should trace each panel query to source tables, time filters, tariff/factor assumptions, and data freshness.</w:t>
+      </w:r>
+    </w:p>
+    <w:p>
+      <w:r>
+        <w:t>There are duplicate upper/lowercase dashboard JSON variants for several SOTA dashboards in the production tree. The documentation records the configured dashboard capability without treating duplicated JSON files as separate business capabilities.</w:t>
+      </w:r>
+    </w:p>
+    <w:p>
+      <w:pPr>
+        <w:pStyle w:val="Heading1"/>
+      </w:pPr>
+      <w:r>
         <w:t>Node-RED Ingestion Pipeline</w:t>
       </w:r>
     </w:p>
@@ -2116,17 +2955,18 @@
         <w:tblLook w:firstColumn="1" w:firstRow="1" w:lastColumn="0" w:lastRow="0" w:noHBand="0" w:noVBand="1" w:val="04A0"/>
       </w:tblPr>
       <w:tblGrid>
-        <w:gridCol w:w="3456"/>
-        <w:gridCol w:w="3456"/>
-        <w:gridCol w:w="3456"/>
+        <w:gridCol w:w="3552"/>
+        <w:gridCol w:w="3552"/>
+        <w:gridCol w:w="3552"/>
       </w:tblGrid>
       <w:tr>
         <w:trPr>
           <w:tblHeader w:val="true"/>
+          <w:cantSplit/>
         </w:trPr>
         <w:tc>
           <w:tcPr>
-            <w:tcW w:type="dxa" w:w="3456"/>
+            <w:tcW w:type="dxa" w:w="3552"/>
             <w:vAlign w:val="top"/>
             <w:shd w:fill="D9EAF7"/>
           </w:tcPr>
@@ -2143,7 +2983,7 @@
         </w:tc>
         <w:tc>
           <w:tcPr>
-            <w:tcW w:type="dxa" w:w="3456"/>
+            <w:tcW w:type="dxa" w:w="3552"/>
             <w:vAlign w:val="top"/>
             <w:shd w:fill="D9EAF7"/>
           </w:tcPr>
@@ -2160,7 +3000,7 @@
         </w:tc>
         <w:tc>
           <w:tcPr>
-            <w:tcW w:type="dxa" w:w="3456"/>
+            <w:tcW w:type="dxa" w:w="3552"/>
             <w:vAlign w:val="top"/>
             <w:shd w:fill="D9EAF7"/>
           </w:tcPr>
@@ -2177,9 +3017,12 @@
         </w:tc>
       </w:tr>
       <w:tr>
+        <w:trPr>
+          <w:cantSplit/>
+        </w:trPr>
         <w:tc>
           <w:tcPr>
-            <w:tcW w:type="dxa" w:w="3456"/>
+            <w:tcW w:type="dxa" w:w="3552"/>
             <w:vAlign w:val="top"/>
           </w:tcPr>
           <w:p>
@@ -2195,7 +3038,7 @@
         </w:tc>
         <w:tc>
           <w:tcPr>
-            <w:tcW w:type="dxa" w:w="3456"/>
+            <w:tcW w:type="dxa" w:w="3552"/>
             <w:vAlign w:val="top"/>
           </w:tcPr>
           <w:p>
@@ -2211,7 +3054,7 @@
         </w:tc>
         <w:tc>
           <w:tcPr>
-            <w:tcW w:type="dxa" w:w="3456"/>
+            <w:tcW w:type="dxa" w:w="3552"/>
             <w:vAlign w:val="top"/>
           </w:tcPr>
           <w:p>
@@ -2227,9 +3070,12 @@
         </w:tc>
       </w:tr>
       <w:tr>
+        <w:trPr>
+          <w:cantSplit/>
+        </w:trPr>
         <w:tc>
           <w:tcPr>
-            <w:tcW w:type="dxa" w:w="3456"/>
+            <w:tcW w:type="dxa" w:w="3552"/>
             <w:vAlign w:val="top"/>
           </w:tcPr>
           <w:p>
@@ -2245,7 +3091,7 @@
         </w:tc>
         <w:tc>
           <w:tcPr>
-            <w:tcW w:type="dxa" w:w="3456"/>
+            <w:tcW w:type="dxa" w:w="3552"/>
             <w:vAlign w:val="top"/>
           </w:tcPr>
           <w:p>
@@ -2261,7 +3107,7 @@
         </w:tc>
         <w:tc>
           <w:tcPr>
-            <w:tcW w:type="dxa" w:w="3456"/>
+            <w:tcW w:type="dxa" w:w="3552"/>
             <w:vAlign w:val="top"/>
           </w:tcPr>
           <w:p>
@@ -2277,9 +3123,12 @@
         </w:tc>
       </w:tr>
       <w:tr>
+        <w:trPr>
+          <w:cantSplit/>
+        </w:trPr>
         <w:tc>
           <w:tcPr>
-            <w:tcW w:type="dxa" w:w="3456"/>
+            <w:tcW w:type="dxa" w:w="3552"/>
             <w:vAlign w:val="top"/>
           </w:tcPr>
           <w:p>
@@ -2295,7 +3144,7 @@
         </w:tc>
         <w:tc>
           <w:tcPr>
-            <w:tcW w:type="dxa" w:w="3456"/>
+            <w:tcW w:type="dxa" w:w="3552"/>
             <w:vAlign w:val="top"/>
           </w:tcPr>
           <w:p>
@@ -2311,7 +3160,7 @@
         </w:tc>
         <w:tc>
           <w:tcPr>
-            <w:tcW w:type="dxa" w:w="3456"/>
+            <w:tcW w:type="dxa" w:w="3552"/>
             <w:vAlign w:val="top"/>
           </w:tcPr>
           <w:p>
@@ -2327,12 +3176,18 @@
         </w:tc>
       </w:tr>
       <w:tr>
+        <w:trPr>
+          <w:cantSplit/>
+        </w:trPr>
         <w:tc>
           <w:tcPr>
-            <w:tcW w:type="dxa" w:w="3456"/>
+            <w:tcW w:type="dxa" w:w="3552"/>
             <w:vAlign w:val="top"/>
           </w:tcPr>
           <w:p>
+            <w:pPr>
+              <w:keepNext/>
+            </w:pPr>
             <w:r/>
             <w:r>
               <w:rPr>
@@ -2345,10 +3200,13 @@
         </w:tc>
         <w:tc>
           <w:tcPr>
-            <w:tcW w:type="dxa" w:w="3456"/>
+            <w:tcW w:type="dxa" w:w="3552"/>
             <w:vAlign w:val="top"/>
           </w:tcPr>
           <w:p>
+            <w:pPr>
+              <w:keepNext/>
+            </w:pPr>
             <w:r/>
             <w:r>
               <w:rPr>
@@ -2361,10 +3219,13 @@
         </w:tc>
         <w:tc>
           <w:tcPr>
-            <w:tcW w:type="dxa" w:w="3456"/>
+            <w:tcW w:type="dxa" w:w="3552"/>
             <w:vAlign w:val="top"/>
           </w:tcPr>
           <w:p>
+            <w:pPr>
+              <w:keepNext/>
+            </w:pPr>
             <w:r/>
             <w:r>
               <w:rPr>
@@ -2377,9 +3238,12 @@
         </w:tc>
       </w:tr>
       <w:tr>
+        <w:trPr>
+          <w:cantSplit/>
+        </w:trPr>
         <w:tc>
           <w:tcPr>
-            <w:tcW w:type="dxa" w:w="3456"/>
+            <w:tcW w:type="dxa" w:w="3552"/>
             <w:vAlign w:val="top"/>
           </w:tcPr>
           <w:p>
@@ -2395,7 +3259,7 @@
         </w:tc>
         <w:tc>
           <w:tcPr>
-            <w:tcW w:type="dxa" w:w="3456"/>
+            <w:tcW w:type="dxa" w:w="3552"/>
             <w:vAlign w:val="top"/>
           </w:tcPr>
           <w:p>
@@ -2411,7 +3275,7 @@
         </w:tc>
         <w:tc>
           <w:tcPr>
-            <w:tcW w:type="dxa" w:w="3456"/>
+            <w:tcW w:type="dxa" w:w="3552"/>
             <w:vAlign w:val="top"/>
           </w:tcPr>
           <w:p>
@@ -2454,17 +3318,18 @@
         <w:tblLook w:firstColumn="1" w:firstRow="1" w:lastColumn="0" w:lastRow="0" w:noHBand="0" w:noVBand="1" w:val="04A0"/>
       </w:tblPr>
       <w:tblGrid>
-        <w:gridCol w:w="3456"/>
-        <w:gridCol w:w="3456"/>
-        <w:gridCol w:w="3456"/>
+        <w:gridCol w:w="3552"/>
+        <w:gridCol w:w="3552"/>
+        <w:gridCol w:w="3552"/>
       </w:tblGrid>
       <w:tr>
         <w:trPr>
           <w:tblHeader w:val="true"/>
+          <w:cantSplit/>
         </w:trPr>
         <w:tc>
           <w:tcPr>
-            <w:tcW w:type="dxa" w:w="3456"/>
+            <w:tcW w:type="dxa" w:w="3552"/>
             <w:vAlign w:val="top"/>
             <w:shd w:fill="D9EAF7"/>
           </w:tcPr>
@@ -2481,7 +3346,7 @@
         </w:tc>
         <w:tc>
           <w:tcPr>
-            <w:tcW w:type="dxa" w:w="3456"/>
+            <w:tcW w:type="dxa" w:w="3552"/>
             <w:vAlign w:val="top"/>
             <w:shd w:fill="D9EAF7"/>
           </w:tcPr>
@@ -2498,7 +3363,7 @@
         </w:tc>
         <w:tc>
           <w:tcPr>
-            <w:tcW w:type="dxa" w:w="3456"/>
+            <w:tcW w:type="dxa" w:w="3552"/>
             <w:vAlign w:val="top"/>
             <w:shd w:fill="D9EAF7"/>
           </w:tcPr>
@@ -2515,9 +3380,12 @@
         </w:tc>
       </w:tr>
       <w:tr>
+        <w:trPr>
+          <w:cantSplit/>
+        </w:trPr>
         <w:tc>
           <w:tcPr>
-            <w:tcW w:type="dxa" w:w="3456"/>
+            <w:tcW w:type="dxa" w:w="3552"/>
             <w:vAlign w:val="top"/>
           </w:tcPr>
           <w:p>
@@ -2533,7 +3401,7 @@
         </w:tc>
         <w:tc>
           <w:tcPr>
-            <w:tcW w:type="dxa" w:w="3456"/>
+            <w:tcW w:type="dxa" w:w="3552"/>
             <w:vAlign w:val="top"/>
           </w:tcPr>
           <w:p>
@@ -2549,7 +3417,7 @@
         </w:tc>
         <w:tc>
           <w:tcPr>
-            <w:tcW w:type="dxa" w:w="3456"/>
+            <w:tcW w:type="dxa" w:w="3552"/>
             <w:vAlign w:val="top"/>
           </w:tcPr>
           <w:p>
@@ -2565,12 +3433,18 @@
         </w:tc>
       </w:tr>
       <w:tr>
+        <w:trPr>
+          <w:cantSplit/>
+        </w:trPr>
         <w:tc>
           <w:tcPr>
-            <w:tcW w:type="dxa" w:w="3456"/>
+            <w:tcW w:type="dxa" w:w="3552"/>
             <w:vAlign w:val="top"/>
           </w:tcPr>
           <w:p>
+            <w:pPr>
+              <w:keepNext/>
+            </w:pPr>
             <w:r/>
             <w:r>
               <w:rPr>
@@ -2583,10 +3457,13 @@
         </w:tc>
         <w:tc>
           <w:tcPr>
-            <w:tcW w:type="dxa" w:w="3456"/>
+            <w:tcW w:type="dxa" w:w="3552"/>
             <w:vAlign w:val="top"/>
           </w:tcPr>
           <w:p>
+            <w:pPr>
+              <w:keepNext/>
+            </w:pPr>
             <w:r/>
             <w:r>
               <w:rPr>
@@ -2599,10 +3476,13 @@
         </w:tc>
         <w:tc>
           <w:tcPr>
-            <w:tcW w:type="dxa" w:w="3456"/>
+            <w:tcW w:type="dxa" w:w="3552"/>
             <w:vAlign w:val="top"/>
           </w:tcPr>
           <w:p>
+            <w:pPr>
+              <w:keepNext/>
+            </w:pPr>
             <w:r/>
             <w:r>
               <w:rPr>
@@ -2615,9 +3495,12 @@
         </w:tc>
       </w:tr>
       <w:tr>
+        <w:trPr>
+          <w:cantSplit/>
+        </w:trPr>
         <w:tc>
           <w:tcPr>
-            <w:tcW w:type="dxa" w:w="3456"/>
+            <w:tcW w:type="dxa" w:w="3552"/>
             <w:vAlign w:val="top"/>
           </w:tcPr>
           <w:p>
@@ -2633,7 +3516,7 @@
         </w:tc>
         <w:tc>
           <w:tcPr>
-            <w:tcW w:type="dxa" w:w="3456"/>
+            <w:tcW w:type="dxa" w:w="3552"/>
             <w:vAlign w:val="top"/>
           </w:tcPr>
           <w:p>
@@ -2649,7 +3532,7 @@
         </w:tc>
         <w:tc>
           <w:tcPr>
-            <w:tcW w:type="dxa" w:w="3456"/>
+            <w:tcW w:type="dxa" w:w="3552"/>
             <w:vAlign w:val="top"/>
           </w:tcPr>
           <w:p>
@@ -2660,6 +3543,931 @@
                 <w:sz w:val="17"/>
               </w:rPr>
               <w:t>analytics/reports_v2/templates/</w:t>
+            </w:r>
+          </w:p>
+        </w:tc>
+      </w:tr>
+    </w:tbl>
+    <w:p/>
+    <w:p>
+      <w:pPr>
+        <w:pStyle w:val="Heading1"/>
+      </w:pPr>
+      <w:r>
+        <w:t>Report Workflow</w:t>
+      </w:r>
+    </w:p>
+    <w:p>
+      <w:r>
+        <w:t>The report workflow separates API request handling, data gathering, chart/template generation, PDF creation, and download/preview behavior. The workflow is implemented, but report semantics must still be reviewed before audit-grade distribution.</w:t>
+      </w:r>
+    </w:p>
+    <w:tbl>
+      <w:tblPr>
+        <w:tblStyle w:val="TableGrid"/>
+        <w:tblW w:type="auto" w:w="0"/>
+        <w:jc w:val="center"/>
+        <w:tblLook w:firstColumn="1" w:firstRow="1" w:lastColumn="0" w:lastRow="0" w:noHBand="0" w:noVBand="1" w:val="04A0"/>
+      </w:tblPr>
+      <w:tblGrid>
+        <w:gridCol w:w="3552"/>
+        <w:gridCol w:w="3552"/>
+        <w:gridCol w:w="3552"/>
+      </w:tblGrid>
+      <w:tr>
+        <w:trPr>
+          <w:tblHeader w:val="true"/>
+          <w:cantSplit/>
+        </w:trPr>
+        <w:tc>
+          <w:tcPr>
+            <w:tcW w:type="dxa" w:w="3552"/>
+            <w:vAlign w:val="top"/>
+            <w:shd w:fill="D9EAF7"/>
+          </w:tcPr>
+          <w:p>
+            <w:r/>
+            <w:r>
+              <w:rPr>
+                <w:b/>
+                <w:sz w:val="17"/>
+              </w:rPr>
+              <w:t>Step</w:t>
+            </w:r>
+          </w:p>
+        </w:tc>
+        <w:tc>
+          <w:tcPr>
+            <w:tcW w:type="dxa" w:w="3552"/>
+            <w:vAlign w:val="top"/>
+            <w:shd w:fill="D9EAF7"/>
+          </w:tcPr>
+          <w:p>
+            <w:r/>
+            <w:r>
+              <w:rPr>
+                <w:b/>
+                <w:sz w:val="17"/>
+              </w:rPr>
+              <w:t>Observed behavior</w:t>
+            </w:r>
+          </w:p>
+        </w:tc>
+        <w:tc>
+          <w:tcPr>
+            <w:tcW w:type="dxa" w:w="3552"/>
+            <w:vAlign w:val="top"/>
+            <w:shd w:fill="D9EAF7"/>
+          </w:tcPr>
+          <w:p>
+            <w:r/>
+            <w:r>
+              <w:rPr>
+                <w:b/>
+                <w:sz w:val="17"/>
+              </w:rPr>
+              <w:t>Source basis</w:t>
+            </w:r>
+          </w:p>
+        </w:tc>
+      </w:tr>
+      <w:tr>
+        <w:trPr>
+          <w:cantSplit/>
+        </w:trPr>
+        <w:tc>
+          <w:tcPr>
+            <w:tcW w:type="dxa" w:w="3552"/>
+            <w:vAlign w:val="top"/>
+          </w:tcPr>
+          <w:p>
+            <w:r/>
+            <w:r>
+              <w:rPr>
+                <w:b w:val="0"/>
+                <w:sz w:val="17"/>
+              </w:rPr>
+              <w:t>Legacy report request</w:t>
+            </w:r>
+          </w:p>
+        </w:tc>
+        <w:tc>
+          <w:tcPr>
+            <w:tcW w:type="dxa" w:w="3552"/>
+            <w:vAlign w:val="top"/>
+          </w:tcPr>
+          <w:p>
+            <w:r/>
+            <w:r>
+              <w:rPr>
+                <w:b w:val="0"/>
+                <w:sz w:val="17"/>
+              </w:rPr>
+              <w:t>Client calls /api/v1/reports/types, /preview, or /generate for monthly_enpi.</w:t>
+            </w:r>
+          </w:p>
+        </w:tc>
+        <w:tc>
+          <w:tcPr>
+            <w:tcW w:type="dxa" w:w="3552"/>
+            <w:vAlign w:val="top"/>
+          </w:tcPr>
+          <w:p>
+            <w:r/>
+            <w:r>
+              <w:rPr>
+                <w:b w:val="0"/>
+                <w:sz w:val="17"/>
+              </w:rPr>
+              <w:t>analytics/api/routes/reports.py</w:t>
+            </w:r>
+          </w:p>
+        </w:tc>
+      </w:tr>
+      <w:tr>
+        <w:trPr>
+          <w:cantSplit/>
+        </w:trPr>
+        <w:tc>
+          <w:tcPr>
+            <w:tcW w:type="dxa" w:w="3552"/>
+            <w:vAlign w:val="top"/>
+          </w:tcPr>
+          <w:p>
+            <w:r/>
+            <w:r>
+              <w:rPr>
+                <w:b w:val="0"/>
+                <w:sz w:val="17"/>
+              </w:rPr>
+              <w:t>Legacy data assembly</w:t>
+            </w:r>
+          </w:p>
+        </w:tc>
+        <w:tc>
+          <w:tcPr>
+            <w:tcW w:type="dxa" w:w="3552"/>
+            <w:vAlign w:val="top"/>
+          </w:tcPr>
+          <w:p>
+            <w:r/>
+            <w:r>
+              <w:rPr>
+                <w:b w:val="0"/>
+                <w:sz w:val="17"/>
+              </w:rPr>
+              <w:t>MonthlyEnPIReport builds summary, machine metrics, EnPI values, targets, achievements, and charts.</w:t>
+            </w:r>
+          </w:p>
+        </w:tc>
+        <w:tc>
+          <w:tcPr>
+            <w:tcW w:type="dxa" w:w="3552"/>
+            <w:vAlign w:val="top"/>
+          </w:tcPr>
+          <w:p>
+            <w:r/>
+            <w:r>
+              <w:rPr>
+                <w:b w:val="0"/>
+                <w:sz w:val="17"/>
+              </w:rPr>
+              <w:t>analytics/reports/monthly_enpi_report.py</w:t>
+            </w:r>
+          </w:p>
+        </w:tc>
+      </w:tr>
+      <w:tr>
+        <w:trPr>
+          <w:cantSplit/>
+        </w:trPr>
+        <w:tc>
+          <w:tcPr>
+            <w:tcW w:type="dxa" w:w="3552"/>
+            <w:vAlign w:val="top"/>
+          </w:tcPr>
+          <w:p>
+            <w:r/>
+            <w:r>
+              <w:rPr>
+                <w:b w:val="0"/>
+                <w:sz w:val="17"/>
+              </w:rPr>
+              <w:t>Legacy output</w:t>
+            </w:r>
+          </w:p>
+        </w:tc>
+        <w:tc>
+          <w:tcPr>
+            <w:tcW w:type="dxa" w:w="3552"/>
+            <w:vAlign w:val="top"/>
+          </w:tcPr>
+          <w:p>
+            <w:r/>
+            <w:r>
+              <w:rPr>
+                <w:b w:val="0"/>
+                <w:sz w:val="17"/>
+              </w:rPr>
+              <w:t>ReportLab PDF is returned by the route.</w:t>
+            </w:r>
+          </w:p>
+        </w:tc>
+        <w:tc>
+          <w:tcPr>
+            <w:tcW w:type="dxa" w:w="3552"/>
+            <w:vAlign w:val="top"/>
+          </w:tcPr>
+          <w:p>
+            <w:r/>
+            <w:r>
+              <w:rPr>
+                <w:b w:val="0"/>
+                <w:sz w:val="17"/>
+              </w:rPr>
+              <w:t>analytics/reports/base_report.py; analytics/api/routes/reports.py</w:t>
+            </w:r>
+          </w:p>
+        </w:tc>
+      </w:tr>
+      <w:tr>
+        <w:trPr>
+          <w:cantSplit/>
+        </w:trPr>
+        <w:tc>
+          <w:tcPr>
+            <w:tcW w:type="dxa" w:w="3552"/>
+            <w:vAlign w:val="top"/>
+          </w:tcPr>
+          <w:p>
+            <w:r/>
+            <w:r>
+              <w:rPr>
+                <w:b w:val="0"/>
+                <w:sz w:val="17"/>
+              </w:rPr>
+              <w:t>V2 report request</w:t>
+            </w:r>
+          </w:p>
+        </w:tc>
+        <w:tc>
+          <w:tcPr>
+            <w:tcW w:type="dxa" w:w="3552"/>
+            <w:vAlign w:val="top"/>
+          </w:tcPr>
+          <w:p>
+            <w:r/>
+            <w:r>
+              <w:rPr>
+                <w:b w:val="0"/>
+                <w:sz w:val="17"/>
+              </w:rPr>
+              <w:t>Client calls /api/v1/reports/v2/generate and later /v2/download/{report_id}.</w:t>
+            </w:r>
+          </w:p>
+        </w:tc>
+        <w:tc>
+          <w:tcPr>
+            <w:tcW w:type="dxa" w:w="3552"/>
+            <w:vAlign w:val="top"/>
+          </w:tcPr>
+          <w:p>
+            <w:r/>
+            <w:r>
+              <w:rPr>
+                <w:b w:val="0"/>
+                <w:sz w:val="17"/>
+              </w:rPr>
+              <w:t>analytics/api/routes/reports.py</w:t>
+            </w:r>
+          </w:p>
+        </w:tc>
+      </w:tr>
+      <w:tr>
+        <w:trPr>
+          <w:cantSplit/>
+        </w:trPr>
+        <w:tc>
+          <w:tcPr>
+            <w:tcW w:type="dxa" w:w="3552"/>
+            <w:vAlign w:val="top"/>
+          </w:tcPr>
+          <w:p>
+            <w:pPr>
+              <w:keepNext/>
+            </w:pPr>
+            <w:r/>
+            <w:r>
+              <w:rPr>
+                <w:b w:val="0"/>
+                <w:sz w:val="17"/>
+              </w:rPr>
+              <w:t>V2 generation</w:t>
+            </w:r>
+          </w:p>
+        </w:tc>
+        <w:tc>
+          <w:tcPr>
+            <w:tcW w:type="dxa" w:w="3552"/>
+            <w:vAlign w:val="top"/>
+          </w:tcPr>
+          <w:p>
+            <w:pPr>
+              <w:keepNext/>
+            </w:pPr>
+            <w:r/>
+            <w:r>
+              <w:rPr>
+                <w:b w:val="0"/>
+                <w:sz w:val="17"/>
+              </w:rPr>
+              <w:t>ReportService coordinates data fetch, components, charts, HTML/PDF generation, and temporary output path.</w:t>
+            </w:r>
+          </w:p>
+        </w:tc>
+        <w:tc>
+          <w:tcPr>
+            <w:tcW w:type="dxa" w:w="3552"/>
+            <w:vAlign w:val="top"/>
+          </w:tcPr>
+          <w:p>
+            <w:pPr>
+              <w:keepNext/>
+            </w:pPr>
+            <w:r/>
+            <w:r>
+              <w:rPr>
+                <w:b w:val="0"/>
+                <w:sz w:val="17"/>
+              </w:rPr>
+              <w:t>analytics/reports_v2/services/report_service.py</w:t>
+            </w:r>
+          </w:p>
+        </w:tc>
+      </w:tr>
+      <w:tr>
+        <w:trPr>
+          <w:cantSplit/>
+        </w:trPr>
+        <w:tc>
+          <w:tcPr>
+            <w:tcW w:type="dxa" w:w="3552"/>
+            <w:vAlign w:val="top"/>
+          </w:tcPr>
+          <w:p>
+            <w:r/>
+            <w:r>
+              <w:rPr>
+                <w:b w:val="0"/>
+                <w:sz w:val="17"/>
+              </w:rPr>
+              <w:t>V2 caution</w:t>
+            </w:r>
+          </w:p>
+        </w:tc>
+        <w:tc>
+          <w:tcPr>
+            <w:tcW w:type="dxa" w:w="3552"/>
+            <w:vAlign w:val="top"/>
+          </w:tcPr>
+          <w:p>
+            <w:r/>
+            <w:r>
+              <w:rPr>
+                <w:b w:val="0"/>
+                <w:sz w:val="17"/>
+              </w:rPr>
+              <w:t>Some data fetcher/service values are estimated or placeholder-like.</w:t>
+            </w:r>
+          </w:p>
+        </w:tc>
+        <w:tc>
+          <w:tcPr>
+            <w:tcW w:type="dxa" w:w="3552"/>
+            <w:vAlign w:val="top"/>
+          </w:tcPr>
+          <w:p>
+            <w:r/>
+            <w:r>
+              <w:rPr>
+                <w:b w:val="0"/>
+                <w:sz w:val="17"/>
+              </w:rPr>
+              <w:t>analytics/reports_v2/services/data_fetcher.py; report_service.py</w:t>
+            </w:r>
+          </w:p>
+        </w:tc>
+      </w:tr>
+    </w:tbl>
+    <w:p/>
+    <w:p>
+      <w:pPr>
+        <w:pStyle w:val="Heading1"/>
+      </w:pPr>
+      <w:r>
+        <w:t>Data-Quality Assumptions</w:t>
+      </w:r>
+    </w:p>
+    <w:p>
+      <w:r>
+        <w:t>KPI and report outputs assume data freshness, correctly associated machine/factory records, synchronized timestamps, and appropriate tariff/carbon-factor records. These assumptions are not always enforceable by the codebase alone and should be part of operational handover.</w:t>
+      </w:r>
+    </w:p>
+    <w:tbl>
+      <w:tblPr>
+        <w:tblStyle w:val="TableGrid"/>
+        <w:tblW w:type="auto" w:w="0"/>
+        <w:jc w:val="center"/>
+        <w:tblLook w:firstColumn="1" w:firstRow="1" w:lastColumn="0" w:lastRow="0" w:noHBand="0" w:noVBand="1" w:val="04A0"/>
+      </w:tblPr>
+      <w:tblGrid>
+        <w:gridCol w:w="5328"/>
+        <w:gridCol w:w="5328"/>
+      </w:tblGrid>
+      <w:tr>
+        <w:trPr>
+          <w:tblHeader w:val="true"/>
+          <w:cantSplit/>
+        </w:trPr>
+        <w:tc>
+          <w:tcPr>
+            <w:tcW w:type="dxa" w:w="5328"/>
+            <w:vAlign w:val="top"/>
+            <w:shd w:fill="D9EAF7"/>
+          </w:tcPr>
+          <w:p>
+            <w:r/>
+            <w:r>
+              <w:rPr>
+                <w:b/>
+                <w:sz w:val="17"/>
+              </w:rPr>
+              <w:t>Assumption</w:t>
+            </w:r>
+          </w:p>
+        </w:tc>
+        <w:tc>
+          <w:tcPr>
+            <w:tcW w:type="dxa" w:w="5328"/>
+            <w:vAlign w:val="top"/>
+            <w:shd w:fill="D9EAF7"/>
+          </w:tcPr>
+          <w:p>
+            <w:r/>
+            <w:r>
+              <w:rPr>
+                <w:b/>
+                <w:sz w:val="17"/>
+              </w:rPr>
+              <w:t>Reason</w:t>
+            </w:r>
+          </w:p>
+        </w:tc>
+      </w:tr>
+      <w:tr>
+        <w:trPr>
+          <w:cantSplit/>
+        </w:trPr>
+        <w:tc>
+          <w:tcPr>
+            <w:tcW w:type="dxa" w:w="5328"/>
+            <w:vAlign w:val="top"/>
+          </w:tcPr>
+          <w:p>
+            <w:r/>
+            <w:r>
+              <w:rPr>
+                <w:b w:val="0"/>
+                <w:sz w:val="17"/>
+              </w:rPr>
+              <w:t>Clock/time range</w:t>
+            </w:r>
+          </w:p>
+        </w:tc>
+        <w:tc>
+          <w:tcPr>
+            <w:tcW w:type="dxa" w:w="5328"/>
+            <w:vAlign w:val="top"/>
+          </w:tcPr>
+          <w:p>
+            <w:r/>
+            <w:r>
+              <w:rPr>
+                <w:b w:val="0"/>
+                <w:sz w:val="17"/>
+              </w:rPr>
+              <w:t>KPI, baseline, forecast, and dashboard results assume timestamps are correctly generated and synchronized.</w:t>
+            </w:r>
+          </w:p>
+        </w:tc>
+      </w:tr>
+      <w:tr>
+        <w:trPr>
+          <w:cantSplit/>
+        </w:trPr>
+        <w:tc>
+          <w:tcPr>
+            <w:tcW w:type="dxa" w:w="5328"/>
+            <w:vAlign w:val="top"/>
+          </w:tcPr>
+          <w:p>
+            <w:r/>
+            <w:r>
+              <w:rPr>
+                <w:b w:val="0"/>
+                <w:sz w:val="17"/>
+              </w:rPr>
+              <w:t>Telemetry completeness</w:t>
+            </w:r>
+          </w:p>
+        </w:tc>
+        <w:tc>
+          <w:tcPr>
+            <w:tcW w:type="dxa" w:w="5328"/>
+            <w:vAlign w:val="top"/>
+          </w:tcPr>
+          <w:p>
+            <w:r/>
+            <w:r>
+              <w:rPr>
+                <w:b w:val="0"/>
+                <w:sz w:val="17"/>
+              </w:rPr>
+              <w:t>SEC and production-linked KPIs require both energy and production data; missing production affects denominator quality.</w:t>
+            </w:r>
+          </w:p>
+        </w:tc>
+      </w:tr>
+      <w:tr>
+        <w:trPr>
+          <w:cantSplit/>
+        </w:trPr>
+        <w:tc>
+          <w:tcPr>
+            <w:tcW w:type="dxa" w:w="5328"/>
+            <w:vAlign w:val="top"/>
+          </w:tcPr>
+          <w:p>
+            <w:r/>
+            <w:r>
+              <w:rPr>
+                <w:b w:val="0"/>
+                <w:sz w:val="17"/>
+              </w:rPr>
+              <w:t>Topic consistency</w:t>
+            </w:r>
+          </w:p>
+        </w:tc>
+        <w:tc>
+          <w:tcPr>
+            <w:tcW w:type="dxa" w:w="5328"/>
+            <w:vAlign w:val="top"/>
+          </w:tcPr>
+          <w:p>
+            <w:r/>
+            <w:r>
+              <w:rPr>
+                <w:b w:val="0"/>
+                <w:sz w:val="17"/>
+              </w:rPr>
+              <w:t>Node-RED routing assumes MQTT topics match expected factory/# structure and payload type handling.</w:t>
+            </w:r>
+          </w:p>
+        </w:tc>
+      </w:tr>
+      <w:tr>
+        <w:trPr>
+          <w:cantSplit/>
+        </w:trPr>
+        <w:tc>
+          <w:tcPr>
+            <w:tcW w:type="dxa" w:w="5328"/>
+            <w:vAlign w:val="top"/>
+          </w:tcPr>
+          <w:p>
+            <w:r/>
+            <w:r>
+              <w:rPr>
+                <w:b w:val="0"/>
+                <w:sz w:val="17"/>
+              </w:rPr>
+              <w:t>Tariff/factor validity</w:t>
+            </w:r>
+          </w:p>
+        </w:tc>
+        <w:tc>
+          <w:tcPr>
+            <w:tcW w:type="dxa" w:w="5328"/>
+            <w:vAlign w:val="top"/>
+          </w:tcPr>
+          <w:p>
+            <w:r/>
+            <w:r>
+              <w:rPr>
+                <w:b w:val="0"/>
+                <w:sz w:val="17"/>
+              </w:rPr>
+              <w:t>Cost and carbon outputs depend on active tariff and carbon-factor records or configured fallback factors.</w:t>
+            </w:r>
+          </w:p>
+        </w:tc>
+      </w:tr>
+      <w:tr>
+        <w:trPr>
+          <w:cantSplit/>
+        </w:trPr>
+        <w:tc>
+          <w:tcPr>
+            <w:tcW w:type="dxa" w:w="5328"/>
+            <w:vAlign w:val="top"/>
+          </w:tcPr>
+          <w:p>
+            <w:pPr>
+              <w:keepNext/>
+            </w:pPr>
+            <w:r/>
+            <w:r>
+              <w:rPr>
+                <w:b w:val="0"/>
+                <w:sz w:val="17"/>
+              </w:rPr>
+              <w:t>Simulator vs real data</w:t>
+            </w:r>
+          </w:p>
+        </w:tc>
+        <w:tc>
+          <w:tcPr>
+            <w:tcW w:type="dxa" w:w="5328"/>
+            <w:vAlign w:val="top"/>
+          </w:tcPr>
+          <w:p>
+            <w:pPr>
+              <w:keepNext/>
+            </w:pPr>
+            <w:r/>
+            <w:r>
+              <w:rPr>
+                <w:b w:val="0"/>
+                <w:sz w:val="17"/>
+              </w:rPr>
+              <w:t>Seed/demo simulator data is suitable for demonstration but should be separated from live factory evidence.</w:t>
+            </w:r>
+          </w:p>
+        </w:tc>
+      </w:tr>
+      <w:tr>
+        <w:trPr>
+          <w:cantSplit/>
+        </w:trPr>
+        <w:tc>
+          <w:tcPr>
+            <w:tcW w:type="dxa" w:w="5328"/>
+            <w:vAlign w:val="top"/>
+          </w:tcPr>
+          <w:p>
+            <w:r/>
+            <w:r>
+              <w:rPr>
+                <w:b w:val="0"/>
+                <w:sz w:val="17"/>
+              </w:rPr>
+              <w:t>Aggregate freshness</w:t>
+            </w:r>
+          </w:p>
+        </w:tc>
+        <w:tc>
+          <w:tcPr>
+            <w:tcW w:type="dxa" w:w="5328"/>
+            <w:vAlign w:val="top"/>
+          </w:tcPr>
+          <w:p>
+            <w:r/>
+            <w:r>
+              <w:rPr>
+                <w:b w:val="0"/>
+                <w:sz w:val="17"/>
+              </w:rPr>
+              <w:t>Continuous aggregates and dashboards depend on database refresh behavior and current ingested data.</w:t>
+            </w:r>
+          </w:p>
+        </w:tc>
+      </w:tr>
+    </w:tbl>
+    <w:p/>
+    <w:p>
+      <w:pPr>
+        <w:pStyle w:val="Heading1"/>
+      </w:pPr>
+      <w:r>
+        <w:t>Audit-Use Cautions</w:t>
+      </w:r>
+    </w:p>
+    <w:p>
+      <w:r>
+        <w:t>The system implements carbon, cost, EnPI, SEC, forecasting, anomaly, and report capabilities where code/config evidence exists. That does not automatically make every generated output suitable for regulatory, financial, or audited sustainability reporting without governance review.</w:t>
+      </w:r>
+    </w:p>
+    <w:tbl>
+      <w:tblPr>
+        <w:tblStyle w:val="TableGrid"/>
+        <w:tblW w:type="auto" w:w="0"/>
+        <w:jc w:val="center"/>
+        <w:tblLook w:firstColumn="1" w:firstRow="1" w:lastColumn="0" w:lastRow="0" w:noHBand="0" w:noVBand="1" w:val="04A0"/>
+      </w:tblPr>
+      <w:tblGrid>
+        <w:gridCol w:w="5328"/>
+        <w:gridCol w:w="5328"/>
+      </w:tblGrid>
+      <w:tr>
+        <w:trPr>
+          <w:tblHeader w:val="true"/>
+          <w:cantSplit/>
+        </w:trPr>
+        <w:tc>
+          <w:tcPr>
+            <w:tcW w:type="dxa" w:w="5328"/>
+            <w:vAlign w:val="top"/>
+            <w:shd w:fill="D9EAF7"/>
+          </w:tcPr>
+          <w:p>
+            <w:r/>
+            <w:r>
+              <w:rPr>
+                <w:b/>
+                <w:sz w:val="17"/>
+              </w:rPr>
+              <w:t>Caution</w:t>
+            </w:r>
+          </w:p>
+        </w:tc>
+        <w:tc>
+          <w:tcPr>
+            <w:tcW w:type="dxa" w:w="5328"/>
+            <w:vAlign w:val="top"/>
+            <w:shd w:fill="D9EAF7"/>
+          </w:tcPr>
+          <w:p>
+            <w:r/>
+            <w:r>
+              <w:rPr>
+                <w:b/>
+                <w:sz w:val="17"/>
+              </w:rPr>
+              <w:t>Stakeholder guidance</w:t>
+            </w:r>
+          </w:p>
+        </w:tc>
+      </w:tr>
+      <w:tr>
+        <w:trPr>
+          <w:cantSplit/>
+        </w:trPr>
+        <w:tc>
+          <w:tcPr>
+            <w:tcW w:type="dxa" w:w="5328"/>
+            <w:vAlign w:val="top"/>
+          </w:tcPr>
+          <w:p>
+            <w:r/>
+            <w:r>
+              <w:rPr>
+                <w:b w:val="0"/>
+                <w:sz w:val="17"/>
+              </w:rPr>
+              <w:t>Audit-grade KPI use</w:t>
+            </w:r>
+          </w:p>
+        </w:tc>
+        <w:tc>
+          <w:tcPr>
+            <w:tcW w:type="dxa" w:w="5328"/>
+            <w:vAlign w:val="top"/>
+          </w:tcPr>
+          <w:p>
+            <w:r/>
+            <w:r>
+              <w:rPr>
+                <w:b w:val="0"/>
+                <w:sz w:val="17"/>
+              </w:rPr>
+              <w:t>Do not treat generated reports as audited energy statements without validating formulas, data sources, tariff/factor records, and reporting period boundaries.</w:t>
+            </w:r>
+          </w:p>
+        </w:tc>
+      </w:tr>
+      <w:tr>
+        <w:trPr>
+          <w:cantSplit/>
+        </w:trPr>
+        <w:tc>
+          <w:tcPr>
+            <w:tcW w:type="dxa" w:w="5328"/>
+            <w:vAlign w:val="top"/>
+          </w:tcPr>
+          <w:p>
+            <w:r/>
+            <w:r>
+              <w:rPr>
+                <w:b w:val="0"/>
+                <w:sz w:val="17"/>
+              </w:rPr>
+              <w:t>Carbon reporting</w:t>
+            </w:r>
+          </w:p>
+        </w:tc>
+        <w:tc>
+          <w:tcPr>
+            <w:tcW w:type="dxa" w:w="5328"/>
+            <w:vAlign w:val="top"/>
+          </w:tcPr>
+          <w:p>
+            <w:r/>
+            <w:r>
+              <w:rPr>
+                <w:b w:val="0"/>
+                <w:sz w:val="17"/>
+              </w:rPr>
+              <w:t>Carbon/emissions values are implemented where functions/routes/dashboards exist, but formal emissions reporting requires verified factors, scope definitions, and governance outside this codebase.</w:t>
+            </w:r>
+          </w:p>
+        </w:tc>
+      </w:tr>
+      <w:tr>
+        <w:trPr>
+          <w:cantSplit/>
+        </w:trPr>
+        <w:tc>
+          <w:tcPr>
+            <w:tcW w:type="dxa" w:w="5328"/>
+            <w:vAlign w:val="top"/>
+          </w:tcPr>
+          <w:p>
+            <w:pPr>
+              <w:keepNext/>
+            </w:pPr>
+            <w:r/>
+            <w:r>
+              <w:rPr>
+                <w:b w:val="0"/>
+                <w:sz w:val="17"/>
+              </w:rPr>
+              <w:t>Demo seed data</w:t>
+            </w:r>
+          </w:p>
+        </w:tc>
+        <w:tc>
+          <w:tcPr>
+            <w:tcW w:type="dxa" w:w="5328"/>
+            <w:vAlign w:val="top"/>
+          </w:tcPr>
+          <w:p>
+            <w:pPr>
+              <w:keepNext/>
+            </w:pPr>
+            <w:r/>
+            <w:r>
+              <w:rPr>
+                <w:b w:val="0"/>
+                <w:sz w:val="17"/>
+              </w:rPr>
+              <w:t>Seeded factories and machines should be labeled as demonstration data unless replaced by real facility data.</w:t>
+            </w:r>
+          </w:p>
+        </w:tc>
+      </w:tr>
+      <w:tr>
+        <w:trPr>
+          <w:cantSplit/>
+        </w:trPr>
+        <w:tc>
+          <w:tcPr>
+            <w:tcW w:type="dxa" w:w="5328"/>
+            <w:vAlign w:val="top"/>
+          </w:tcPr>
+          <w:p>
+            <w:r/>
+            <w:r>
+              <w:rPr>
+                <w:b w:val="0"/>
+                <w:sz w:val="17"/>
+              </w:rPr>
+              <w:t>Placeholder calculations</w:t>
+            </w:r>
+          </w:p>
+        </w:tc>
+        <w:tc>
+          <w:tcPr>
+            <w:tcW w:type="dxa" w:w="5328"/>
+            <w:vAlign w:val="top"/>
+          </w:tcPr>
+          <w:p>
+            <w:r/>
+            <w:r>
+              <w:rPr>
+                <w:b w:val="0"/>
+                <w:sz w:val="17"/>
+              </w:rPr>
+              <w:t>Where V2 reports or dashboard panels derive estimates, identify them in stakeholder review rather than presenting them as certified calculations.</w:t>
             </w:r>
           </w:p>
         </w:tc>
@@ -2682,17 +4490,18 @@
         <w:tblLook w:firstColumn="1" w:firstRow="1" w:lastColumn="0" w:lastRow="0" w:noHBand="0" w:noVBand="1" w:val="04A0"/>
       </w:tblPr>
       <w:tblGrid>
-        <w:gridCol w:w="3456"/>
-        <w:gridCol w:w="3456"/>
-        <w:gridCol w:w="3456"/>
+        <w:gridCol w:w="3552"/>
+        <w:gridCol w:w="3552"/>
+        <w:gridCol w:w="3552"/>
       </w:tblGrid>
       <w:tr>
         <w:trPr>
           <w:tblHeader w:val="true"/>
+          <w:cantSplit/>
         </w:trPr>
         <w:tc>
           <w:tcPr>
-            <w:tcW w:type="dxa" w:w="3456"/>
+            <w:tcW w:type="dxa" w:w="3552"/>
             <w:vAlign w:val="top"/>
             <w:shd w:fill="D9EAF7"/>
           </w:tcPr>
@@ -2709,7 +4518,7 @@
         </w:tc>
         <w:tc>
           <w:tcPr>
-            <w:tcW w:type="dxa" w:w="3456"/>
+            <w:tcW w:type="dxa" w:w="3552"/>
             <w:vAlign w:val="top"/>
             <w:shd w:fill="D9EAF7"/>
           </w:tcPr>
@@ -2726,7 +4535,7 @@
         </w:tc>
         <w:tc>
           <w:tcPr>
-            <w:tcW w:type="dxa" w:w="3456"/>
+            <w:tcW w:type="dxa" w:w="3552"/>
             <w:vAlign w:val="top"/>
             <w:shd w:fill="D9EAF7"/>
           </w:tcPr>
@@ -2743,9 +4552,12 @@
         </w:tc>
       </w:tr>
       <w:tr>
+        <w:trPr>
+          <w:cantSplit/>
+        </w:trPr>
         <w:tc>
           <w:tcPr>
-            <w:tcW w:type="dxa" w:w="3456"/>
+            <w:tcW w:type="dxa" w:w="3552"/>
             <w:vAlign w:val="top"/>
           </w:tcPr>
           <w:p>
@@ -2761,7 +4573,7 @@
         </w:tc>
         <w:tc>
           <w:tcPr>
-            <w:tcW w:type="dxa" w:w="3456"/>
+            <w:tcW w:type="dxa" w:w="3552"/>
             <w:vAlign w:val="top"/>
           </w:tcPr>
           <w:p>
@@ -2777,7 +4589,7 @@
         </w:tc>
         <w:tc>
           <w:tcPr>
-            <w:tcW w:type="dxa" w:w="3456"/>
+            <w:tcW w:type="dxa" w:w="3552"/>
             <w:vAlign w:val="top"/>
           </w:tcPr>
           <w:p>
@@ -2793,9 +4605,12 @@
         </w:tc>
       </w:tr>
       <w:tr>
+        <w:trPr>
+          <w:cantSplit/>
+        </w:trPr>
         <w:tc>
           <w:tcPr>
-            <w:tcW w:type="dxa" w:w="3456"/>
+            <w:tcW w:type="dxa" w:w="3552"/>
             <w:vAlign w:val="top"/>
           </w:tcPr>
           <w:p>
@@ -2811,7 +4626,7 @@
         </w:tc>
         <w:tc>
           <w:tcPr>
-            <w:tcW w:type="dxa" w:w="3456"/>
+            <w:tcW w:type="dxa" w:w="3552"/>
             <w:vAlign w:val="top"/>
           </w:tcPr>
           <w:p>
@@ -2827,7 +4642,7 @@
         </w:tc>
         <w:tc>
           <w:tcPr>
-            <w:tcW w:type="dxa" w:w="3456"/>
+            <w:tcW w:type="dxa" w:w="3552"/>
             <w:vAlign w:val="top"/>
           </w:tcPr>
           <w:p>
@@ -2843,9 +4658,12 @@
         </w:tc>
       </w:tr>
       <w:tr>
+        <w:trPr>
+          <w:cantSplit/>
+        </w:trPr>
         <w:tc>
           <w:tcPr>
-            <w:tcW w:type="dxa" w:w="3456"/>
+            <w:tcW w:type="dxa" w:w="3552"/>
             <w:vAlign w:val="top"/>
           </w:tcPr>
           <w:p>
@@ -2861,7 +4679,7 @@
         </w:tc>
         <w:tc>
           <w:tcPr>
-            <w:tcW w:type="dxa" w:w="3456"/>
+            <w:tcW w:type="dxa" w:w="3552"/>
             <w:vAlign w:val="top"/>
           </w:tcPr>
           <w:p>
@@ -2877,7 +4695,7 @@
         </w:tc>
         <w:tc>
           <w:tcPr>
-            <w:tcW w:type="dxa" w:w="3456"/>
+            <w:tcW w:type="dxa" w:w="3552"/>
             <w:vAlign w:val="top"/>
           </w:tcPr>
           <w:p>
@@ -2893,9 +4711,12 @@
         </w:tc>
       </w:tr>
       <w:tr>
+        <w:trPr>
+          <w:cantSplit/>
+        </w:trPr>
         <w:tc>
           <w:tcPr>
-            <w:tcW w:type="dxa" w:w="3456"/>
+            <w:tcW w:type="dxa" w:w="3552"/>
             <w:vAlign w:val="top"/>
           </w:tcPr>
           <w:p>
@@ -2911,7 +4732,7 @@
         </w:tc>
         <w:tc>
           <w:tcPr>
-            <w:tcW w:type="dxa" w:w="3456"/>
+            <w:tcW w:type="dxa" w:w="3552"/>
             <w:vAlign w:val="top"/>
           </w:tcPr>
           <w:p>
@@ -2927,7 +4748,7 @@
         </w:tc>
         <w:tc>
           <w:tcPr>
-            <w:tcW w:type="dxa" w:w="3456"/>
+            <w:tcW w:type="dxa" w:w="3552"/>
             <w:vAlign w:val="top"/>
           </w:tcPr>
           <w:p>
@@ -2943,9 +4764,12 @@
         </w:tc>
       </w:tr>
       <w:tr>
+        <w:trPr>
+          <w:cantSplit/>
+        </w:trPr>
         <w:tc>
           <w:tcPr>
-            <w:tcW w:type="dxa" w:w="3456"/>
+            <w:tcW w:type="dxa" w:w="3552"/>
             <w:vAlign w:val="top"/>
           </w:tcPr>
           <w:p>
@@ -2961,7 +4785,7 @@
         </w:tc>
         <w:tc>
           <w:tcPr>
-            <w:tcW w:type="dxa" w:w="3456"/>
+            <w:tcW w:type="dxa" w:w="3552"/>
             <w:vAlign w:val="top"/>
           </w:tcPr>
           <w:p>
@@ -2977,7 +4801,7 @@
         </w:tc>
         <w:tc>
           <w:tcPr>
-            <w:tcW w:type="dxa" w:w="3456"/>
+            <w:tcW w:type="dxa" w:w="3552"/>
             <w:vAlign w:val="top"/>
           </w:tcPr>
           <w:p>
@@ -2993,12 +4817,18 @@
         </w:tc>
       </w:tr>
       <w:tr>
+        <w:trPr>
+          <w:cantSplit/>
+        </w:trPr>
         <w:tc>
           <w:tcPr>
-            <w:tcW w:type="dxa" w:w="3456"/>
+            <w:tcW w:type="dxa" w:w="3552"/>
             <w:vAlign w:val="top"/>
           </w:tcPr>
           <w:p>
+            <w:pPr>
+              <w:keepNext/>
+            </w:pPr>
             <w:r/>
             <w:r>
               <w:rPr>
@@ -3011,10 +4841,13 @@
         </w:tc>
         <w:tc>
           <w:tcPr>
-            <w:tcW w:type="dxa" w:w="3456"/>
+            <w:tcW w:type="dxa" w:w="3552"/>
             <w:vAlign w:val="top"/>
           </w:tcPr>
           <w:p>
+            <w:pPr>
+              <w:keepNext/>
+            </w:pPr>
             <w:r/>
             <w:r>
               <w:rPr>
@@ -3027,10 +4860,13 @@
         </w:tc>
         <w:tc>
           <w:tcPr>
-            <w:tcW w:type="dxa" w:w="3456"/>
+            <w:tcW w:type="dxa" w:w="3552"/>
             <w:vAlign w:val="top"/>
           </w:tcPr>
           <w:p>
+            <w:pPr>
+              <w:keepNext/>
+            </w:pPr>
             <w:r/>
             <w:r>
               <w:rPr>
@@ -3043,9 +4879,12 @@
         </w:tc>
       </w:tr>
       <w:tr>
+        <w:trPr>
+          <w:cantSplit/>
+        </w:trPr>
         <w:tc>
           <w:tcPr>
-            <w:tcW w:type="dxa" w:w="3456"/>
+            <w:tcW w:type="dxa" w:w="3552"/>
             <w:vAlign w:val="top"/>
           </w:tcPr>
           <w:p>
@@ -3061,7 +4900,7 @@
         </w:tc>
         <w:tc>
           <w:tcPr>
-            <w:tcW w:type="dxa" w:w="3456"/>
+            <w:tcW w:type="dxa" w:w="3552"/>
             <w:vAlign w:val="top"/>
           </w:tcPr>
           <w:p>
@@ -3077,7 +4916,7 @@
         </w:tc>
         <w:tc>
           <w:tcPr>
-            <w:tcW w:type="dxa" w:w="3456"/>
+            <w:tcW w:type="dxa" w:w="3552"/>
             <w:vAlign w:val="top"/>
           </w:tcPr>
           <w:p>
@@ -3115,16 +4954,17 @@
         <w:tblLook w:firstColumn="1" w:firstRow="1" w:lastColumn="0" w:lastRow="0" w:noHBand="0" w:noVBand="1" w:val="04A0"/>
       </w:tblPr>
       <w:tblGrid>
-        <w:gridCol w:w="5184"/>
-        <w:gridCol w:w="5184"/>
+        <w:gridCol w:w="5328"/>
+        <w:gridCol w:w="5328"/>
       </w:tblGrid>
       <w:tr>
         <w:trPr>
           <w:tblHeader w:val="true"/>
+          <w:cantSplit/>
         </w:trPr>
         <w:tc>
           <w:tcPr>
-            <w:tcW w:type="dxa" w:w="5184"/>
+            <w:tcW w:type="dxa" w:w="5328"/>
             <w:vAlign w:val="top"/>
             <w:shd w:fill="D9EAF7"/>
           </w:tcPr>
@@ -3141,7 +4981,7 @@
         </w:tc>
         <w:tc>
           <w:tcPr>
-            <w:tcW w:type="dxa" w:w="5184"/>
+            <w:tcW w:type="dxa" w:w="5328"/>
             <w:vAlign w:val="top"/>
             <w:shd w:fill="D9EAF7"/>
           </w:tcPr>
@@ -3158,9 +4998,12 @@
         </w:tc>
       </w:tr>
       <w:tr>
+        <w:trPr>
+          <w:cantSplit/>
+        </w:trPr>
         <w:tc>
           <w:tcPr>
-            <w:tcW w:type="dxa" w:w="5184"/>
+            <w:tcW w:type="dxa" w:w="5328"/>
             <w:vAlign w:val="top"/>
           </w:tcPr>
           <w:p>
@@ -3176,7 +5019,7 @@
         </w:tc>
         <w:tc>
           <w:tcPr>
-            <w:tcW w:type="dxa" w:w="5184"/>
+            <w:tcW w:type="dxa" w:w="5328"/>
             <w:vAlign w:val="top"/>
           </w:tcPr>
           <w:p>
@@ -3192,9 +5035,12 @@
         </w:tc>
       </w:tr>
       <w:tr>
+        <w:trPr>
+          <w:cantSplit/>
+        </w:trPr>
         <w:tc>
           <w:tcPr>
-            <w:tcW w:type="dxa" w:w="5184"/>
+            <w:tcW w:type="dxa" w:w="5328"/>
             <w:vAlign w:val="top"/>
           </w:tcPr>
           <w:p>
@@ -3210,7 +5056,7 @@
         </w:tc>
         <w:tc>
           <w:tcPr>
-            <w:tcW w:type="dxa" w:w="5184"/>
+            <w:tcW w:type="dxa" w:w="5328"/>
             <w:vAlign w:val="top"/>
           </w:tcPr>
           <w:p>
@@ -3220,15 +5066,18 @@
                 <w:b w:val="0"/>
                 <w:sz w:val="17"/>
               </w:rPr>
-              <w:t>The GitHub production base docker-compose.yml does not define an OVOS service. OVOS-EnMS is documented as a separate source repository and as an embedded component in the full-stack release archive.</w:t>
+              <w:t>The GitHub production base docker-compose.yml does not define an OVOS service. OVOS-EnMS is documented as a separate source repository and companion assistant runtime.</w:t>
             </w:r>
           </w:p>
         </w:tc>
       </w:tr>
       <w:tr>
+        <w:trPr>
+          <w:cantSplit/>
+        </w:trPr>
         <w:tc>
           <w:tcPr>
-            <w:tcW w:type="dxa" w:w="5184"/>
+            <w:tcW w:type="dxa" w:w="5328"/>
             <w:vAlign w:val="top"/>
           </w:tcPr>
           <w:p>
@@ -3238,13 +5087,13 @@
                 <w:b w:val="0"/>
                 <w:sz w:val="17"/>
               </w:rPr>
-              <w:t>OVOS release artifact</w:t>
+              <w:t>OVOS optional LLM fallback</w:t>
             </w:r>
           </w:p>
         </w:tc>
         <w:tc>
           <w:tcPr>
-            <w:tcW w:type="dxa" w:w="5184"/>
+            <w:tcW w:type="dxa" w:w="5328"/>
             <w:vAlign w:val="top"/>
           </w:tcPr>
           <w:p>
@@ -3254,15 +5103,18 @@
                 <w:b w:val="0"/>
                 <w:sz w:val="17"/>
               </w:rPr>
-              <w:t>Release notes state optional GGUF model weights are not bundled by default.</w:t>
+              <w:t>The OVOS-EnMS Dockerfile installs LLM fallback dependencies only when INSTALL_LLM_FALLBACK=true. Model availability must be verified in the OVOS-EnMS repository/runtime.</w:t>
             </w:r>
           </w:p>
         </w:tc>
       </w:tr>
       <w:tr>
+        <w:trPr>
+          <w:cantSplit/>
+        </w:trPr>
         <w:tc>
           <w:tcPr>
-            <w:tcW w:type="dxa" w:w="5184"/>
+            <w:tcW w:type="dxa" w:w="5328"/>
             <w:vAlign w:val="top"/>
           </w:tcPr>
           <w:p>
@@ -3278,7 +5130,7 @@
         </w:tc>
         <w:tc>
           <w:tcPr>
-            <w:tcW w:type="dxa" w:w="5184"/>
+            <w:tcW w:type="dxa" w:w="5328"/>
             <w:vAlign w:val="top"/>
           </w:tcPr>
           <w:p>
@@ -3294,9 +5146,12 @@
         </w:tc>
       </w:tr>
       <w:tr>
+        <w:trPr>
+          <w:cantSplit/>
+        </w:trPr>
         <w:tc>
           <w:tcPr>
-            <w:tcW w:type="dxa" w:w="5184"/>
+            <w:tcW w:type="dxa" w:w="5328"/>
             <w:vAlign w:val="top"/>
           </w:tcPr>
           <w:p>
@@ -3312,7 +5167,7 @@
         </w:tc>
         <w:tc>
           <w:tcPr>
-            <w:tcW w:type="dxa" w:w="5184"/>
+            <w:tcW w:type="dxa" w:w="5328"/>
             <w:vAlign w:val="top"/>
           </w:tcPr>
           <w:p>
@@ -3328,12 +5183,18 @@
         </w:tc>
       </w:tr>
       <w:tr>
+        <w:trPr>
+          <w:cantSplit/>
+        </w:trPr>
         <w:tc>
           <w:tcPr>
-            <w:tcW w:type="dxa" w:w="5184"/>
+            <w:tcW w:type="dxa" w:w="5328"/>
             <w:vAlign w:val="top"/>
           </w:tcPr>
           <w:p>
+            <w:pPr>
+              <w:keepNext/>
+            </w:pPr>
             <w:r/>
             <w:r>
               <w:rPr>
@@ -3346,10 +5207,13 @@
         </w:tc>
         <w:tc>
           <w:tcPr>
-            <w:tcW w:type="dxa" w:w="5184"/>
+            <w:tcW w:type="dxa" w:w="5328"/>
             <w:vAlign w:val="top"/>
           </w:tcPr>
           <w:p>
+            <w:pPr>
+              <w:keepNext/>
+            </w:pPr>
             <w:r/>
             <w:r>
               <w:rPr>
@@ -3362,9 +5226,12 @@
         </w:tc>
       </w:tr>
       <w:tr>
+        <w:trPr>
+          <w:cantSplit/>
+        </w:trPr>
         <w:tc>
           <w:tcPr>
-            <w:tcW w:type="dxa" w:w="5184"/>
+            <w:tcW w:type="dxa" w:w="5328"/>
             <w:vAlign w:val="top"/>
           </w:tcPr>
           <w:p>
@@ -3380,7 +5247,7 @@
         </w:tc>
         <w:tc>
           <w:tcPr>
-            <w:tcW w:type="dxa" w:w="5184"/>
+            <w:tcW w:type="dxa" w:w="5328"/>
             <w:vAlign w:val="top"/>
           </w:tcPr>
           <w:p>
@@ -3402,12 +5269,12 @@
         <w:pStyle w:val="Heading1"/>
       </w:pPr>
       <w:r>
-        <w:t>Evidence References</w:t>
+        <w:t>Source References</w:t>
       </w:r>
     </w:p>
     <w:p>
       <w:r>
-        <w:t>The table below lists the main local evidence used for this document. It is not a full file inventory; it identifies the sources behind the material claims.</w:t>
+        <w:t>The table below lists the main source material used for this document. It is not a full file inventory; it identifies the sources behind the material claims.</w:t>
       </w:r>
     </w:p>
     <w:tbl>
@@ -3418,16 +5285,17 @@
         <w:tblLook w:firstColumn="1" w:firstRow="1" w:lastColumn="0" w:lastRow="0" w:noHBand="0" w:noVBand="1" w:val="04A0"/>
       </w:tblPr>
       <w:tblGrid>
-        <w:gridCol w:w="5184"/>
-        <w:gridCol w:w="5184"/>
+        <w:gridCol w:w="5328"/>
+        <w:gridCol w:w="5328"/>
       </w:tblGrid>
       <w:tr>
         <w:trPr>
           <w:tblHeader w:val="true"/>
+          <w:cantSplit/>
         </w:trPr>
         <w:tc>
           <w:tcPr>
-            <w:tcW w:type="dxa" w:w="5184"/>
+            <w:tcW w:type="dxa" w:w="5328"/>
             <w:vAlign w:val="top"/>
             <w:shd w:fill="D9EAF7"/>
           </w:tcPr>
@@ -3444,7 +5312,7 @@
         </w:tc>
         <w:tc>
           <w:tcPr>
-            <w:tcW w:type="dxa" w:w="5184"/>
+            <w:tcW w:type="dxa" w:w="5328"/>
             <w:vAlign w:val="top"/>
             <w:shd w:fill="D9EAF7"/>
           </w:tcPr>
@@ -3455,15 +5323,18 @@
                 <w:b/>
                 <w:sz w:val="17"/>
               </w:rPr>
-              <w:t>Evidence</w:t>
+              <w:t>Source material</w:t>
             </w:r>
           </w:p>
         </w:tc>
       </w:tr>
       <w:tr>
+        <w:trPr>
+          <w:cantSplit/>
+        </w:trPr>
         <w:tc>
           <w:tcPr>
-            <w:tcW w:type="dxa" w:w="5184"/>
+            <w:tcW w:type="dxa" w:w="5328"/>
             <w:vAlign w:val="top"/>
           </w:tcPr>
           <w:p>
@@ -3479,7 +5350,7 @@
         </w:tc>
         <w:tc>
           <w:tcPr>
-            <w:tcW w:type="dxa" w:w="5184"/>
+            <w:tcW w:type="dxa" w:w="5328"/>
             <w:vAlign w:val="top"/>
           </w:tcPr>
           <w:p>
@@ -3495,9 +5366,12 @@
         </w:tc>
       </w:tr>
       <w:tr>
+        <w:trPr>
+          <w:cantSplit/>
+        </w:trPr>
         <w:tc>
           <w:tcPr>
-            <w:tcW w:type="dxa" w:w="5184"/>
+            <w:tcW w:type="dxa" w:w="5328"/>
             <w:vAlign w:val="top"/>
           </w:tcPr>
           <w:p>
@@ -3513,7 +5387,7 @@
         </w:tc>
         <w:tc>
           <w:tcPr>
-            <w:tcW w:type="dxa" w:w="5184"/>
+            <w:tcW w:type="dxa" w:w="5328"/>
             <w:vAlign w:val="top"/>
           </w:tcPr>
           <w:p>
@@ -3529,9 +5403,12 @@
         </w:tc>
       </w:tr>
       <w:tr>
+        <w:trPr>
+          <w:cantSplit/>
+        </w:trPr>
         <w:tc>
           <w:tcPr>
-            <w:tcW w:type="dxa" w:w="5184"/>
+            <w:tcW w:type="dxa" w:w="5328"/>
             <w:vAlign w:val="top"/>
           </w:tcPr>
           <w:p>
@@ -3547,7 +5424,7 @@
         </w:tc>
         <w:tc>
           <w:tcPr>
-            <w:tcW w:type="dxa" w:w="5184"/>
+            <w:tcW w:type="dxa" w:w="5328"/>
             <w:vAlign w:val="top"/>
           </w:tcPr>
           <w:p>
@@ -3563,9 +5440,12 @@
         </w:tc>
       </w:tr>
       <w:tr>
+        <w:trPr>
+          <w:cantSplit/>
+        </w:trPr>
         <w:tc>
           <w:tcPr>
-            <w:tcW w:type="dxa" w:w="5184"/>
+            <w:tcW w:type="dxa" w:w="5328"/>
             <w:vAlign w:val="top"/>
           </w:tcPr>
           <w:p>
@@ -3581,7 +5461,7 @@
         </w:tc>
         <w:tc>
           <w:tcPr>
-            <w:tcW w:type="dxa" w:w="5184"/>
+            <w:tcW w:type="dxa" w:w="5328"/>
             <w:vAlign w:val="top"/>
           </w:tcPr>
           <w:p>
@@ -3597,9 +5477,12 @@
         </w:tc>
       </w:tr>
       <w:tr>
+        <w:trPr>
+          <w:cantSplit/>
+        </w:trPr>
         <w:tc>
           <w:tcPr>
-            <w:tcW w:type="dxa" w:w="5184"/>
+            <w:tcW w:type="dxa" w:w="5328"/>
             <w:vAlign w:val="top"/>
           </w:tcPr>
           <w:p>
@@ -3615,7 +5498,7 @@
         </w:tc>
         <w:tc>
           <w:tcPr>
-            <w:tcW w:type="dxa" w:w="5184"/>
+            <w:tcW w:type="dxa" w:w="5328"/>
             <w:vAlign w:val="top"/>
           </w:tcPr>
           <w:p>
@@ -3631,12 +5514,18 @@
         </w:tc>
       </w:tr>
       <w:tr>
+        <w:trPr>
+          <w:cantSplit/>
+        </w:trPr>
         <w:tc>
           <w:tcPr>
-            <w:tcW w:type="dxa" w:w="5184"/>
+            <w:tcW w:type="dxa" w:w="5328"/>
             <w:vAlign w:val="top"/>
           </w:tcPr>
           <w:p>
+            <w:pPr>
+              <w:keepNext/>
+            </w:pPr>
             <w:r/>
             <w:r>
               <w:rPr>
@@ -3649,10 +5538,13 @@
         </w:tc>
         <w:tc>
           <w:tcPr>
-            <w:tcW w:type="dxa" w:w="5184"/>
+            <w:tcW w:type="dxa" w:w="5328"/>
             <w:vAlign w:val="top"/>
           </w:tcPr>
           <w:p>
+            <w:pPr>
+              <w:keepNext/>
+            </w:pPr>
             <w:r/>
             <w:r>
               <w:rPr>
@@ -3665,9 +5557,12 @@
         </w:tc>
       </w:tr>
       <w:tr>
+        <w:trPr>
+          <w:cantSplit/>
+        </w:trPr>
         <w:tc>
           <w:tcPr>
-            <w:tcW w:type="dxa" w:w="5184"/>
+            <w:tcW w:type="dxa" w:w="5328"/>
             <w:vAlign w:val="top"/>
           </w:tcPr>
           <w:p>
@@ -3683,7 +5578,7 @@
         </w:tc>
         <w:tc>
           <w:tcPr>
-            <w:tcW w:type="dxa" w:w="5184"/>
+            <w:tcW w:type="dxa" w:w="5328"/>
             <w:vAlign w:val="top"/>
           </w:tcPr>
           <w:p>
@@ -3703,7 +5598,7 @@
     <w:sectPr>
       <w:footerReference w:type="default" r:id="rId10"/>
       <w:pgSz w:w="12240" w:h="15840"/>
-      <w:pgMar w:top="936" w:right="936" w:bottom="936" w:left="936" w:header="720" w:footer="720" w:gutter="0"/>
+      <w:pgMar w:top="864" w:right="792" w:bottom="864" w:left="792" w:header="720" w:footer="720" w:gutter="0"/>
       <w:cols w:space="720"/>
       <w:docGrid w:linePitch="360"/>
     </w:sectPr>
@@ -3723,7 +5618,7 @@
         <w:color w:val="64748B"/>
         <w:sz w:val="16"/>
       </w:rPr>
-      <w:t>WASABI / HumanEnerDIA / OVOS-EnMS | Energy Management System Reports and KPI Reports | Version 1.0 | 2026-06-08</w:t>
+      <w:t>WASABI / HumanEnerDIA / OVOS-EnMS | Energy Management System Reports and KPI Reports | Version 1.1 | 2026-06-09</w:t>
     </w:r>
   </w:p>
 </w:ftr>

--- a/docs/final-delivery/Energy Management System Reports and KPI Reports.docx
+++ b/docs/final-delivery/Energy Management System Reports and KPI Reports.docx
@@ -229,7 +229,7 @@
         <w:t xml:space="preserve">Source basis: </w:t>
       </w:r>
       <w:r>
-        <w:t>KPI formulas are included only where defined in SQL functions, code, dashboard queries, or existing local documentation.</w:t>
+        <w:t>KPI formulas are included only where defined in SQL functions, code, dashboard queries, or tracked documentation.</w:t>
       </w:r>
     </w:p>
     <w:p>
@@ -384,6 +384,11 @@
     <w:p>
       <w:r>
         <w:t>The first-start seed data defines two sample factories and eight sample machines across the demo and European facilities. The machine examples include Compressor-1, HVAC-Main, Conveyor-A, Hydraulic-Pump-1, Injection-Molding-1, Boiler-1, Compressor-EU-1, and HVAC-EU-North.</w:t>
+      </w:r>
+    </w:p>
+    <w:p>
+      <w:r>
+        <w:t>The data model table identifies the key records used for energy management, reporting, analytics, and ISO 50001-oriented workflows.</w:t>
       </w:r>
     </w:p>
     <w:tbl>
@@ -785,6 +790,11 @@
     </w:tbl>
     <w:p/>
     <w:p>
+      <w:r>
+        <w:t>This model shows that useful energy reporting depends on aligned factory, machine, telemetry, tariff, carbon, and production records.</w:t>
+      </w:r>
+    </w:p>
+    <w:p>
       <w:pPr>
         <w:pStyle w:val="Heading1"/>
       </w:pPr>
@@ -795,6 +805,11 @@
     <w:p>
       <w:r>
         <w:t>The following KPI formulas are implemented as database functions and wrapped by analytics/services/kpi_service.py. Some additional API routes compute aggregate factory cost/carbon estimates with constants; those should be described as route-level estimates rather than tariff/factor driven SQL functions.</w:t>
+      </w:r>
+    </w:p>
+    <w:p>
+      <w:r>
+        <w:t>The formula table separates implemented KPI calculations from higher-level dashboard or report presentation.</w:t>
       </w:r>
     </w:p>
     <w:tbl>
@@ -1313,6 +1328,11 @@
     </w:tbl>
     <w:p/>
     <w:p>
+      <w:r>
+        <w:t>The formulas provide traceable calculation evidence for key metrics. They also identify which metrics depend on production counts, tariff records, carbon factors, or aggregate freshness.</w:t>
+      </w:r>
+    </w:p>
+    <w:p>
       <w:pPr>
         <w:pStyle w:val="Heading1"/>
       </w:pPr>
@@ -1323,6 +1343,11 @@
     <w:p>
       <w:r>
         <w:t>This catalog distinguishes implemented KPI formulas from configured dashboard/reporting views and route-level estimates. It is intentionally conservative so stakeholder readers can see which measures are calculation-backed and which require review before formal use.</w:t>
+      </w:r>
+    </w:p>
+    <w:p>
+      <w:r>
+        <w:t>The classification table helps readers distinguish calculation-backed KPIs, configured views, and measures that require governance for formal use.</w:t>
       </w:r>
     </w:p>
     <w:tbl>
@@ -1821,7 +1846,7 @@
                 <w:b w:val="0"/>
                 <w:sz w:val="17"/>
               </w:rPr>
-              <w:t>Some route-level estimates use constants or aggregate assumptions; review before audit use.</w:t>
+              <w:t>Some route-level estimates use constants or aggregate assumptions; formal audit use requires independent validation.</w:t>
             </w:r>
           </w:p>
         </w:tc>
@@ -1971,7 +1996,7 @@
                 <w:b w:val="0"/>
                 <w:sz w:val="17"/>
               </w:rPr>
-              <w:t>Dashboard SQL should be reviewed before formal operational reporting.</w:t>
+              <w:t>Formal operational reporting requires validation of the dashboard SQL, source data, and reporting definitions.</w:t>
             </w:r>
           </w:p>
         </w:tc>
@@ -1979,11 +2004,21 @@
     </w:tbl>
     <w:p/>
     <w:p>
+      <w:r>
+        <w:t>The classification helps stakeholders interpret dashboards and reports with the appropriate confidence level for each measure.</w:t>
+      </w:r>
+    </w:p>
+    <w:p>
       <w:pPr>
         <w:pStyle w:val="Heading1"/>
       </w:pPr>
       <w:r>
         <w:t>Analytics Endpoints And Modules</w:t>
+      </w:r>
+    </w:p>
+    <w:p>
+      <w:r>
+        <w:t>This table groups the reporting and analytics routes by capability area so readers can connect dashboard/report features to API implementation.</w:t>
       </w:r>
     </w:p>
     <w:tbl>
@@ -2438,6 +2473,11 @@
     </w:tbl>
     <w:p/>
     <w:p>
+      <w:r>
+        <w:t>The endpoint grouping shows that KPI and reporting capabilities are API-backed, not only dashboard screenshots or static content.</w:t>
+      </w:r>
+    </w:p>
+    <w:p>
       <w:pPr>
         <w:pStyle w:val="Heading1"/>
       </w:pPr>
@@ -2447,7 +2487,12 @@
     </w:p>
     <w:p>
       <w:r>
-        <w:t>Grafana provisioning and dashboard JSON files are present. The dashboard inventory below is based on the tracked JSON dashboard titles and panel names. Dashboard presence is evidence of configured reporting views, while exact metric correctness should be reviewed against each panel SQL query for audit-grade use.</w:t>
+        <w:t>Grafana provisioning and dashboard JSON files are present. The dashboard inventory below is based on the tracked JSON dashboard titles and panel names. Dashboard presence is evidence of configured reporting views, while formal audit use requires validation of panel SQL, source tables, time filters, tariff/factor assumptions, and data freshness.</w:t>
+      </w:r>
+    </w:p>
+    <w:p>
+      <w:r>
+        <w:t>The dashboard table summarizes the configured Grafana views and the operational themes each view is designed to support.</w:t>
       </w:r>
     </w:p>
     <w:tbl>
@@ -2917,6 +2962,11 @@
     </w:tbl>
     <w:p/>
     <w:p>
+      <w:r>
+        <w:t>The dashboards provide operational visibility and review workflows. Formal reporting still depends on validated source data and query semantics.</w:t>
+      </w:r>
+    </w:p>
+    <w:p>
       <w:pPr>
         <w:pStyle w:val="Heading1"/>
       </w:pPr>
@@ -2945,6 +2995,11 @@
     <w:p>
       <w:r>
         <w:t>The tracked Node-RED flow subscribes to MQTT topic factory/# and includes function nodes for topic parsing, route selection, payload validation, database preparation, success counting, error catching, and a 30-second statistics dashboard update. Credential files are intentionally not inspected or reproduced in this package.</w:t>
+      </w:r>
+    </w:p>
+    <w:p>
+      <w:r>
+        <w:t>The ingestion table explains how MQTT payloads are routed, validated, transformed, and written into PostgreSQL.</w:t>
       </w:r>
     </w:p>
     <w:tbl>
@@ -3293,6 +3348,11 @@
     </w:tbl>
     <w:p/>
     <w:p>
+      <w:r>
+        <w:t>The ingestion flow is the operational link between telemetry producers and the database; failures here affect every downstream analytic output.</w:t>
+      </w:r>
+    </w:p>
+    <w:p>
       <w:pPr>
         <w:pStyle w:val="Heading1"/>
       </w:pPr>
@@ -3308,6 +3368,11 @@
     <w:p>
       <w:r>
         <w:t>Important caution: the V2 generator is implemented, but some values are derived or placeholder-like in code. Examples include proportional cost/carbon trend assumptions and constant efficiency sparkline values. The final report should therefore be presented as implemented reporting capability, not as independently audited KPI methodology.</w:t>
+      </w:r>
+    </w:p>
+    <w:p>
+      <w:r>
+        <w:t>The report table distinguishes the legacy EnPI report path from the newer V2 PDF workflow.</w:t>
       </w:r>
     </w:p>
     <w:tbl>
@@ -3550,6 +3615,11 @@
     </w:tbl>
     <w:p/>
     <w:p>
+      <w:r>
+        <w:t>The report paths demonstrate implemented PDF generation capability while preserving the distinction between operational reports and formally audited statements.</w:t>
+      </w:r>
+    </w:p>
+    <w:p>
       <w:pPr>
         <w:pStyle w:val="Heading1"/>
       </w:pPr>
@@ -3559,7 +3629,12 @@
     </w:p>
     <w:p>
       <w:r>
-        <w:t>The report workflow separates API request handling, data gathering, chart/template generation, PDF creation, and download/preview behavior. The workflow is implemented, but report semantics must still be reviewed before audit-grade distribution.</w:t>
+        <w:t>The report workflow separates API request handling, data gathering, chart/template generation, PDF creation, and download/preview behavior. Formal audit use requires validation of report semantics, formulas, source data, tariff factors, carbon factors, and period boundaries.</w:t>
+      </w:r>
+    </w:p>
+    <w:p>
+      <w:r>
+        <w:t>The workflow table follows a report request from API entry point through data assembly, rendering, and output.</w:t>
       </w:r>
     </w:p>
     <w:tbl>
@@ -3921,7 +3996,7 @@
                 <w:b w:val="0"/>
                 <w:sz w:val="17"/>
               </w:rPr>
-              <w:t>V2 caution</w:t>
+              <w:t>V2 scope boundary</w:t>
             </w:r>
           </w:p>
         </w:tc>
@@ -3961,6 +4036,11 @@
     </w:tbl>
     <w:p/>
     <w:p>
+      <w:r>
+        <w:t>This workflow helps operators and maintainers troubleshoot report generation by separating API, data, template, rendering, and download responsibilities.</w:t>
+      </w:r>
+    </w:p>
+    <w:p>
       <w:pPr>
         <w:pStyle w:val="Heading1"/>
       </w:pPr>
@@ -3971,6 +4051,11 @@
     <w:p>
       <w:r>
         <w:t>KPI and report outputs assume data freshness, correctly associated machine/factory records, synchronized timestamps, and appropriate tariff/carbon-factor records. These assumptions are not always enforceable by the codebase alone and should be part of operational handover.</w:t>
+      </w:r>
+    </w:p>
+    <w:p>
+      <w:r>
+        <w:t>This table identifies the assumptions that determine whether KPI, dashboard, and report outputs are meaningful.</w:t>
       </w:r>
     </w:p>
     <w:tbl>
@@ -4255,6 +4340,11 @@
     </w:tbl>
     <w:p/>
     <w:p>
+      <w:r>
+        <w:t>These assumptions should be treated as operational controls. When they are not met, KPI and report outputs can be technically generated but less meaningful.</w:t>
+      </w:r>
+    </w:p>
+    <w:p>
       <w:pPr>
         <w:pStyle w:val="Heading1"/>
       </w:pPr>
@@ -4265,6 +4355,11 @@
     <w:p>
       <w:r>
         <w:t>The system implements carbon, cost, EnPI, SEC, forecasting, anomaly, and report capabilities where code/config evidence exists. That does not automatically make every generated output suitable for regulatory, financial, or audited sustainability reporting without governance review.</w:t>
+      </w:r>
+    </w:p>
+    <w:p>
+      <w:r>
+        <w:t>The audit-use table defines the additional validation needed before using outputs for formal regulatory, financial, or assurance purposes.</w:t>
       </w:r>
     </w:p>
     <w:tbl>
@@ -4350,7 +4445,7 @@
                 <w:b w:val="0"/>
                 <w:sz w:val="17"/>
               </w:rPr>
-              <w:t>Do not treat generated reports as audited energy statements without validating formulas, data sources, tariff/factor records, and reporting period boundaries.</w:t>
+              <w:t>Generated reports are operational outputs. Formal audit use requires validation of formulas, data sources, tariff/factor records, and reporting period boundaries.</w:t>
             </w:r>
           </w:p>
         </w:tc>
@@ -4451,7 +4546,7 @@
                 <w:b w:val="0"/>
                 <w:sz w:val="17"/>
               </w:rPr>
-              <w:t>Placeholder calculations</w:t>
+              <w:t>Estimated calculations</w:t>
             </w:r>
           </w:p>
         </w:tc>
@@ -4467,7 +4562,7 @@
                 <w:b w:val="0"/>
                 <w:sz w:val="17"/>
               </w:rPr>
-              <w:t>Where V2 reports or dashboard panels derive estimates, identify them in stakeholder review rather than presenting them as certified calculations.</w:t>
+              <w:t>Where V2 reports or dashboard panels derive estimates, classify them as operational estimates rather than certified calculations.</w:t>
             </w:r>
           </w:p>
         </w:tc>
@@ -4475,11 +4570,21 @@
     </w:tbl>
     <w:p/>
     <w:p>
+      <w:r>
+        <w:t>The cautions support responsible use of the system outputs. They define the additional governance needed for formal assurance contexts.</w:t>
+      </w:r>
+    </w:p>
+    <w:p>
       <w:pPr>
         <w:pStyle w:val="Heading1"/>
       </w:pPr>
       <w:r>
         <w:t>Implemented, Configured, Partial, And Demo Data Distinctions</w:t>
+      </w:r>
+    </w:p>
+    <w:p>
+      <w:r>
+        <w:t>The distinction table classifies capabilities by evidence level so readers can separate implemented behavior from configured views and demo data.</w:t>
       </w:r>
     </w:p>
     <w:tbl>
@@ -4758,7 +4863,7 @@
                 <w:b w:val="0"/>
                 <w:sz w:val="17"/>
               </w:rPr>
-              <w:t>Flow nodes and settings are tracked; runtime execution not verified in this pass.</w:t>
+              <w:t>Flow nodes and settings are tracked; live execution requires validation on the target deployment.</w:t>
             </w:r>
           </w:p>
         </w:tc>
@@ -4934,6 +5039,11 @@
     </w:tbl>
     <w:p/>
     <w:p>
+      <w:r>
+        <w:t>These distinctions help readers understand what is ready for evaluation, what is configured for visualization, and what needs validation before production or audit use.</w:t>
+      </w:r>
+    </w:p>
+    <w:p>
       <w:pPr>
         <w:pStyle w:val="Heading1"/>
       </w:pPr>
@@ -4943,7 +5053,12 @@
     </w:p>
     <w:p>
       <w:r>
-        <w:t>The following items should be reviewed before stakeholder distribution. They are documented to avoid overstating the current implementation.</w:t>
+        <w:t>This section summarizes the current validation status, scope boundaries, and operational considerations for the delivered system.</w:t>
+      </w:r>
+    </w:p>
+    <w:p>
+      <w:r>
+        <w:t>The limitations table defines scope boundaries that affect validation, audit use, optional assistant behavior, and production readiness.</w:t>
       </w:r>
     </w:p>
     <w:tbl>
@@ -5029,7 +5144,7 @@
                 <w:b w:val="0"/>
                 <w:sz w:val="17"/>
               </w:rPr>
-              <w:t>This documentation package records compose validation. Live health checks require a running deployment and are not implied unless run separately.</w:t>
+              <w:t>Compose validation is confirmed where stated. Live health checks are deployment-specific and require a running target environment.</w:t>
             </w:r>
           </w:p>
         </w:tc>
@@ -5177,7 +5292,7 @@
                 <w:b w:val="0"/>
                 <w:sz w:val="17"/>
               </w:rPr>
-              <w:t>V2 report code is implemented, but some service calculations use derived/proportional or placeholder values; final stakeholders should review report semantics before audit use.</w:t>
+              <w:t>V2 report code is implemented, but some service calculations use derived, proportional, or placeholder values. Formal audit use requires independent validation of formulas, source data, tariff factors, carbon factors, and generated report semantics.</w:t>
             </w:r>
           </w:p>
         </w:tc>
@@ -5265,6 +5380,11 @@
     </w:tbl>
     <w:p/>
     <w:p>
+      <w:r>
+        <w:t>Together, these points define the verified scope of the current delivery and the operational responsibilities required before production use. They preserve a clear distinction between implemented capability, deployment configuration, and assurance activities that belong to the target operating environment.</w:t>
+      </w:r>
+    </w:p>
+    <w:p>
       <w:pPr>
         <w:pStyle w:val="Heading1"/>
       </w:pPr>
@@ -5275,6 +5395,11 @@
     <w:p>
       <w:r>
         <w:t>The table below lists the main source material used for this document. It is not a full file inventory; it identifies the sources behind the material claims.</w:t>
+      </w:r>
+    </w:p>
+    <w:p>
+      <w:r>
+        <w:t>The source reference table links the document's major claims to the tracked files or validation evidence used to support them.</w:t>
       </w:r>
     </w:p>
     <w:tbl>
@@ -5595,6 +5720,11 @@
       </w:tr>
     </w:tbl>
     <w:p/>
+    <w:p>
+      <w:r>
+        <w:t>These references provide traceability for technical claims. They are intended to support maintenance and verification without exposing secrets or local runtime state.</w:t>
+      </w:r>
+    </w:p>
     <w:sectPr>
       <w:footerReference w:type="default" r:id="rId10"/>
       <w:pgSz w:w="12240" w:h="15840"/>
